--- a/Knowledge/3-Work knowledge/1-Software Engineering/2-General Technologies/9-Databases/5-My Source/2-SQL/5-SQL Commands - TCL/2-SQL COMMIT.docx
+++ b/Knowledge/3-Work knowledge/1-Software Engineering/2-General Technologies/9-Databases/5-My Source/2-SQL/5-SQL Commands - TCL/2-SQL COMMIT.docx
@@ -63,25 +63,7 @@
           <w:sz w:val="18"/>
           <w:highlight w:val="lightGray"/>
         </w:rPr>
-        <w:t xml:space="preserve">: Persons Table -&gt; ID Column: 1, </w:t>
-      </w:r>
-      <w:proofErr w:type="spellStart"/>
-      <w:r>
-        <w:rPr>
-          <w:color w:val="000000"/>
-          <w:sz w:val="18"/>
-          <w:highlight w:val="lightGray"/>
-        </w:rPr>
-        <w:t>Name_En</w:t>
-      </w:r>
-      <w:proofErr w:type="spellEnd"/>
-      <w:r>
-        <w:rPr>
-          <w:color w:val="000000"/>
-          <w:sz w:val="18"/>
-          <w:highlight w:val="lightGray"/>
-        </w:rPr>
-        <w:t xml:space="preserve"> Column: Motasem Essam] -&gt; </w:t>
+        <w:t xml:space="preserve">: Persons Table -&gt; ID Column: 1, Name_En Column: Motasem Essam] -&gt; </w:t>
       </w:r>
       <w:r>
         <w:rPr>
@@ -126,14 +108,12 @@
         <w:rPr>
           <w:rFonts w:ascii="Roboto Mono" w:eastAsia="Roboto Mono" w:hAnsi="Roboto Mono" w:cs="Roboto Mono"/>
           <w:color w:val="188038"/>
-          <w:sz w:val="24"/>
         </w:rPr>
         <w:t>COMMIT</w:t>
       </w:r>
       <w:r>
         <w:rPr>
           <w:rFonts w:ascii="Roboto Mono" w:eastAsia="Roboto Mono" w:hAnsi="Roboto Mono"/>
-          <w:sz w:val="24"/>
         </w:rPr>
         <w:t xml:space="preserve"> is a </w:t>
       </w:r>
@@ -142,14 +122,12 @@
           <w:rFonts w:ascii="Roboto Mono" w:eastAsia="Roboto Mono" w:hAnsi="Roboto Mono"/>
           <w:b/>
           <w:bCs/>
-          <w:sz w:val="24"/>
         </w:rPr>
         <w:t>TCL (Transaction Control Language)</w:t>
       </w:r>
       <w:r>
         <w:rPr>
           <w:rFonts w:ascii="Roboto Mono" w:eastAsia="Roboto Mono" w:hAnsi="Roboto Mono"/>
-          <w:sz w:val="24"/>
         </w:rPr>
         <w:t xml:space="preserve"> command that is used to </w:t>
       </w:r>
@@ -158,14 +136,12 @@
           <w:rFonts w:ascii="Roboto Mono" w:eastAsia="Roboto Mono" w:hAnsi="Roboto Mono"/>
           <w:b/>
           <w:bCs/>
-          <w:sz w:val="24"/>
         </w:rPr>
         <w:t>permanently save all the changes</w:t>
       </w:r>
       <w:r>
         <w:rPr>
           <w:rFonts w:ascii="Roboto Mono" w:eastAsia="Roboto Mono" w:hAnsi="Roboto Mono"/>
-          <w:sz w:val="24"/>
         </w:rPr>
         <w:t xml:space="preserve"> made by the current transaction to the database.</w:t>
       </w:r>
@@ -177,7 +153,6 @@
       <w:r>
         <w:rPr>
           <w:rFonts w:ascii="Roboto Mono" w:eastAsia="Roboto Mono" w:hAnsi="Roboto Mono"/>
-          <w:sz w:val="24"/>
         </w:rPr>
         <w:t xml:space="preserve">Once a </w:t>
       </w:r>
@@ -185,14 +160,12 @@
         <w:rPr>
           <w:rFonts w:ascii="Roboto Mono" w:eastAsia="Roboto Mono" w:hAnsi="Roboto Mono" w:cs="Roboto Mono"/>
           <w:color w:val="188038"/>
-          <w:sz w:val="24"/>
         </w:rPr>
         <w:t>COMMIT</w:t>
       </w:r>
       <w:r>
         <w:rPr>
           <w:rFonts w:ascii="Roboto Mono" w:eastAsia="Roboto Mono" w:hAnsi="Roboto Mono"/>
-          <w:sz w:val="24"/>
         </w:rPr>
         <w:t xml:space="preserve"> is issued:</w:t>
       </w:r>
@@ -203,12 +176,11 @@
           <w:ilvl w:val="0"/>
           <w:numId w:val="2"/>
         </w:numPr>
-        <w:spacing w:before="240"/>
-      </w:pPr>
-      <w:r>
-        <w:rPr>
-          <w:rFonts w:ascii="Roboto Mono" w:eastAsia="Roboto Mono" w:hAnsi="Roboto Mono"/>
-          <w:sz w:val="24"/>
+        <w:spacing w:before="240" w:after="0" w:line="276" w:lineRule="auto"/>
+      </w:pPr>
+      <w:r>
+        <w:rPr>
+          <w:rFonts w:ascii="Roboto Mono" w:eastAsia="Roboto Mono" w:hAnsi="Roboto Mono"/>
         </w:rPr>
         <w:t xml:space="preserve">The changes become </w:t>
       </w:r>
@@ -217,21 +189,18 @@
           <w:rFonts w:ascii="Roboto Mono" w:eastAsia="Roboto Mono" w:hAnsi="Roboto Mono"/>
           <w:b/>
           <w:bCs/>
-          <w:sz w:val="24"/>
         </w:rPr>
         <w:t>visible to other users</w:t>
       </w:r>
       <w:r>
         <w:rPr>
           <w:rFonts w:ascii="Roboto Mono" w:eastAsia="Roboto Mono" w:hAnsi="Roboto Mono"/>
-          <w:sz w:val="24"/>
         </w:rPr>
         <w:t>.</w:t>
       </w:r>
       <w:r>
         <w:rPr>
           <w:rFonts w:ascii="Roboto Mono" w:eastAsia="Roboto Mono" w:hAnsi="Roboto Mono"/>
-          <w:sz w:val="24"/>
         </w:rPr>
         <w:br/>
       </w:r>
@@ -242,12 +211,11 @@
           <w:ilvl w:val="0"/>
           <w:numId w:val="2"/>
         </w:numPr>
-        <w:spacing w:after="240"/>
-      </w:pPr>
-      <w:r>
-        <w:rPr>
-          <w:rFonts w:ascii="Roboto Mono" w:eastAsia="Roboto Mono" w:hAnsi="Roboto Mono"/>
-          <w:sz w:val="24"/>
+        <w:spacing w:after="240" w:line="276" w:lineRule="auto"/>
+      </w:pPr>
+      <w:r>
+        <w:rPr>
+          <w:rFonts w:ascii="Roboto Mono" w:eastAsia="Roboto Mono" w:hAnsi="Roboto Mono"/>
         </w:rPr>
         <w:t xml:space="preserve">The changes </w:t>
       </w:r>
@@ -256,21 +224,18 @@
           <w:rFonts w:ascii="Roboto Mono" w:eastAsia="Roboto Mono" w:hAnsi="Roboto Mono"/>
           <w:b/>
           <w:bCs/>
-          <w:sz w:val="24"/>
         </w:rPr>
         <w:t>cannot be rolled back</w:t>
       </w:r>
       <w:r>
         <w:rPr>
           <w:rFonts w:ascii="Roboto Mono" w:eastAsia="Roboto Mono" w:hAnsi="Roboto Mono"/>
-          <w:sz w:val="24"/>
         </w:rPr>
         <w:t>.</w:t>
       </w:r>
       <w:r>
         <w:rPr>
           <w:rFonts w:ascii="Roboto Mono" w:eastAsia="Roboto Mono" w:hAnsi="Roboto Mono"/>
-          <w:sz w:val="24"/>
         </w:rPr>
         <w:br/>
       </w:r>
@@ -302,7 +267,7 @@
           <w:noProof/>
         </w:rPr>
         <w:drawing>
-          <wp:inline distT="114300" distB="114300" distL="114300" distR="114300" wp14:anchorId="75C50BD9" wp14:editId="23647187">
+          <wp:inline distT="114300" distB="114300" distL="114300" distR="114300" wp14:anchorId="6B6F28D3" wp14:editId="227E2296">
             <wp:extent cx="5943600" cy="812800"/>
             <wp:effectExtent l="0" t="0" r="0" b="0"/>
             <wp:docPr id="12" name="image1.png"/>
@@ -342,7 +307,6 @@
       <w:r>
         <w:rPr>
           <w:rFonts w:ascii="Roboto Mono" w:eastAsia="Roboto Mono" w:hAnsi="Roboto Mono"/>
-          <w:sz w:val="24"/>
         </w:rPr>
         <w:t>COMMIT;</w:t>
       </w:r>
@@ -381,25 +345,7 @@
           <w:sz w:val="18"/>
           <w:highlight w:val="lightGray"/>
         </w:rPr>
-        <w:t xml:space="preserve">: Persons Table -&gt; ID Column: 1, </w:t>
-      </w:r>
-      <w:proofErr w:type="spellStart"/>
-      <w:r>
-        <w:rPr>
-          <w:color w:val="000000"/>
-          <w:sz w:val="18"/>
-          <w:highlight w:val="lightGray"/>
-        </w:rPr>
-        <w:t>Name_En</w:t>
-      </w:r>
-      <w:proofErr w:type="spellEnd"/>
-      <w:r>
-        <w:rPr>
-          <w:color w:val="000000"/>
-          <w:sz w:val="18"/>
-          <w:highlight w:val="lightGray"/>
-        </w:rPr>
-        <w:t xml:space="preserve"> Column: Motasem Essam] -&gt; </w:t>
+        <w:t xml:space="preserve">: Persons Table -&gt; ID Column: 1, Name_En Column: Motasem Essam] -&gt; </w:t>
       </w:r>
       <w:r>
         <w:rPr>
@@ -443,7 +389,6 @@
       <w:r>
         <w:rPr>
           <w:rFonts w:ascii="Roboto Mono" w:eastAsia="Roboto Mono" w:hAnsi="Roboto Mono"/>
-          <w:sz w:val="24"/>
         </w:rPr>
         <w:t xml:space="preserve">Use </w:t>
       </w:r>
@@ -451,14 +396,12 @@
         <w:rPr>
           <w:rFonts w:ascii="Roboto Mono" w:eastAsia="Roboto Mono" w:hAnsi="Roboto Mono" w:cs="Roboto Mono"/>
           <w:color w:val="188038"/>
-          <w:sz w:val="24"/>
         </w:rPr>
         <w:t>COMMIT</w:t>
       </w:r>
       <w:r>
         <w:rPr>
           <w:rFonts w:ascii="Roboto Mono" w:eastAsia="Roboto Mono" w:hAnsi="Roboto Mono"/>
-          <w:sz w:val="24"/>
         </w:rPr>
         <w:t xml:space="preserve"> when:</w:t>
       </w:r>
@@ -469,19 +412,17 @@
           <w:ilvl w:val="0"/>
           <w:numId w:val="1"/>
         </w:numPr>
-        <w:spacing w:before="240"/>
-      </w:pPr>
-      <w:r>
-        <w:rPr>
-          <w:rFonts w:ascii="Roboto Mono" w:eastAsia="Roboto Mono" w:hAnsi="Roboto Mono"/>
-          <w:sz w:val="24"/>
+        <w:spacing w:before="240" w:after="0" w:line="276" w:lineRule="auto"/>
+      </w:pPr>
+      <w:r>
+        <w:rPr>
+          <w:rFonts w:ascii="Roboto Mono" w:eastAsia="Roboto Mono" w:hAnsi="Roboto Mono"/>
         </w:rPr>
         <w:t>You’ve completed a series of related operations successfully.</w:t>
       </w:r>
       <w:r>
         <w:rPr>
           <w:rFonts w:ascii="Roboto Mono" w:eastAsia="Roboto Mono" w:hAnsi="Roboto Mono"/>
-          <w:sz w:val="24"/>
         </w:rPr>
         <w:br/>
       </w:r>
@@ -492,18 +433,17 @@
           <w:ilvl w:val="0"/>
           <w:numId w:val="1"/>
         </w:numPr>
-      </w:pPr>
-      <w:r>
-        <w:rPr>
-          <w:rFonts w:ascii="Roboto Mono" w:eastAsia="Roboto Mono" w:hAnsi="Roboto Mono"/>
-          <w:sz w:val="24"/>
+        <w:spacing w:after="0" w:line="276" w:lineRule="auto"/>
+      </w:pPr>
+      <w:r>
+        <w:rPr>
+          <w:rFonts w:ascii="Roboto Mono" w:eastAsia="Roboto Mono" w:hAnsi="Roboto Mono"/>
         </w:rPr>
         <w:t>You want to make your changes permanent.</w:t>
       </w:r>
       <w:r>
         <w:rPr>
           <w:rFonts w:ascii="Roboto Mono" w:eastAsia="Roboto Mono" w:hAnsi="Roboto Mono"/>
-          <w:sz w:val="24"/>
         </w:rPr>
         <w:br/>
       </w:r>
@@ -514,14 +454,12 @@
           <w:ilvl w:val="0"/>
           <w:numId w:val="1"/>
         </w:numPr>
-        <w:spacing w:after="240"/>
-      </w:pPr>
-      <w:r>
-        <w:rPr>
-          <w:rFonts w:ascii="Roboto Mono" w:eastAsia="Roboto Mono" w:hAnsi="Roboto Mono"/>
-          <w:sz w:val="24"/>
-        </w:rPr>
-        <w:lastRenderedPageBreak/>
+        <w:spacing w:after="240" w:line="276" w:lineRule="auto"/>
+      </w:pPr>
+      <w:r>
+        <w:rPr>
+          <w:rFonts w:ascii="Roboto Mono" w:eastAsia="Roboto Mono" w:hAnsi="Roboto Mono"/>
+        </w:rPr>
         <w:t>You’ve finished a logical unit of work.</w:t>
       </w:r>
     </w:p>
@@ -548,15 +486,7 @@
       <w:bookmarkStart w:id="4" w:name="_dky531a9yd26" w:colFirst="0" w:colLast="0"/>
       <w:bookmarkEnd w:id="4"/>
       <w:r>
-        <w:t xml:space="preserve">Step 1: Turn off </w:t>
-      </w:r>
-      <w:proofErr w:type="spellStart"/>
-      <w:r>
-        <w:t>autocommit</w:t>
-      </w:r>
-      <w:proofErr w:type="spellEnd"/>
-      <w:r>
-        <w:t xml:space="preserve"> (in MySQL)</w:t>
+        <w:t>Step 1: Turn off autocommit (in MySQL)</w:t>
       </w:r>
     </w:p>
     <w:p>
@@ -578,25 +508,7 @@
           <w:sz w:val="18"/>
           <w:highlight w:val="lightGray"/>
         </w:rPr>
-        <w:t xml:space="preserve">: Persons Table -&gt; ID Column: 1, </w:t>
-      </w:r>
-      <w:proofErr w:type="spellStart"/>
-      <w:r>
-        <w:rPr>
-          <w:color w:val="000000"/>
-          <w:sz w:val="18"/>
-          <w:highlight w:val="lightGray"/>
-        </w:rPr>
-        <w:t>Name_En</w:t>
-      </w:r>
-      <w:proofErr w:type="spellEnd"/>
-      <w:r>
-        <w:rPr>
-          <w:color w:val="000000"/>
-          <w:sz w:val="18"/>
-          <w:highlight w:val="lightGray"/>
-        </w:rPr>
-        <w:t xml:space="preserve"> Column: Motasem Essam] -&gt; </w:t>
+        <w:t xml:space="preserve">: Persons Table -&gt; ID Column: 1, Name_En Column: Motasem Essam] -&gt; </w:t>
       </w:r>
       <w:r>
         <w:rPr>
@@ -639,7 +551,7 @@
           <w:noProof/>
         </w:rPr>
         <w:drawing>
-          <wp:inline distT="114300" distB="114300" distL="114300" distR="114300" wp14:anchorId="5F641EE2" wp14:editId="1F01B1F3">
+          <wp:inline distT="114300" distB="114300" distL="114300" distR="114300" wp14:anchorId="5C0198C0" wp14:editId="444DE9CC">
             <wp:extent cx="5943600" cy="850900"/>
             <wp:effectExtent l="0" t="0" r="0" b="0"/>
             <wp:docPr id="13" name="image6.png"/>
@@ -679,7 +591,6 @@
       <w:r>
         <w:rPr>
           <w:rFonts w:ascii="Roboto Mono" w:eastAsia="Roboto Mono" w:hAnsi="Roboto Mono"/>
-          <w:sz w:val="24"/>
         </w:rPr>
         <w:t>SET AUTOCOMMIT = 0;</w:t>
       </w:r>
@@ -714,25 +625,7 @@
           <w:sz w:val="18"/>
           <w:highlight w:val="lightGray"/>
         </w:rPr>
-        <w:t xml:space="preserve">: Persons Table -&gt; ID Column: 1, </w:t>
-      </w:r>
-      <w:proofErr w:type="spellStart"/>
-      <w:r>
-        <w:rPr>
-          <w:color w:val="000000"/>
-          <w:sz w:val="18"/>
-          <w:highlight w:val="lightGray"/>
-        </w:rPr>
-        <w:t>Name_En</w:t>
-      </w:r>
-      <w:proofErr w:type="spellEnd"/>
-      <w:r>
-        <w:rPr>
-          <w:color w:val="000000"/>
-          <w:sz w:val="18"/>
-          <w:highlight w:val="lightGray"/>
-        </w:rPr>
-        <w:t xml:space="preserve"> Column: Motasem Essam] -&gt; </w:t>
+        <w:t xml:space="preserve">: Persons Table -&gt; ID Column: 1, Name_En Column: Motasem Essam] -&gt; </w:t>
       </w:r>
       <w:r>
         <w:rPr>
@@ -775,7 +668,7 @@
           <w:noProof/>
         </w:rPr>
         <w:drawing>
-          <wp:inline distT="114300" distB="114300" distL="114300" distR="114300" wp14:anchorId="1F1475B2" wp14:editId="6EF3ECE7">
+          <wp:inline distT="114300" distB="114300" distL="114300" distR="114300" wp14:anchorId="7C0F0E19" wp14:editId="689CD0DD">
             <wp:extent cx="5943600" cy="1003300"/>
             <wp:effectExtent l="0" t="0" r="0" b="0"/>
             <wp:docPr id="15" name="image4.png"/>
@@ -815,82 +708,16 @@
       <w:r>
         <w:rPr>
           <w:rFonts w:ascii="Roboto Mono" w:eastAsia="Roboto Mono" w:hAnsi="Roboto Mono"/>
-          <w:sz w:val="24"/>
-        </w:rPr>
-        <w:t>INSERT INTO Customers (</w:t>
-      </w:r>
-      <w:proofErr w:type="spellStart"/>
-      <w:r>
-        <w:rPr>
-          <w:rFonts w:ascii="Roboto Mono" w:eastAsia="Roboto Mono" w:hAnsi="Roboto Mono"/>
-          <w:sz w:val="24"/>
-        </w:rPr>
-        <w:t>CustomerID</w:t>
-      </w:r>
-      <w:proofErr w:type="spellEnd"/>
-      <w:r>
-        <w:rPr>
-          <w:rFonts w:ascii="Roboto Mono" w:eastAsia="Roboto Mono" w:hAnsi="Roboto Mono"/>
-          <w:sz w:val="24"/>
-        </w:rPr>
-        <w:t xml:space="preserve">, </w:t>
-      </w:r>
-      <w:proofErr w:type="spellStart"/>
-      <w:r>
-        <w:rPr>
-          <w:rFonts w:ascii="Roboto Mono" w:eastAsia="Roboto Mono" w:hAnsi="Roboto Mono"/>
-          <w:sz w:val="24"/>
-        </w:rPr>
-        <w:t>CustomerName</w:t>
-      </w:r>
-      <w:proofErr w:type="spellEnd"/>
-      <w:r>
-        <w:rPr>
-          <w:rFonts w:ascii="Roboto Mono" w:eastAsia="Roboto Mono" w:hAnsi="Roboto Mono"/>
-          <w:sz w:val="24"/>
-        </w:rPr>
-        <w:t>) VALUES (101, 'John Doe');</w:t>
-      </w:r>
-    </w:p>
-    <w:p>
-      <w:r>
-        <w:rPr>
-          <w:rFonts w:ascii="Roboto Mono" w:eastAsia="Roboto Mono" w:hAnsi="Roboto Mono"/>
-          <w:sz w:val="24"/>
-        </w:rPr>
-        <w:t xml:space="preserve">UPDATE Customers SET </w:t>
-      </w:r>
-      <w:proofErr w:type="spellStart"/>
-      <w:r>
-        <w:rPr>
-          <w:rFonts w:ascii="Roboto Mono" w:eastAsia="Roboto Mono" w:hAnsi="Roboto Mono"/>
-          <w:sz w:val="24"/>
-        </w:rPr>
-        <w:t>CustomerName</w:t>
-      </w:r>
-      <w:proofErr w:type="spellEnd"/>
-      <w:r>
-        <w:rPr>
-          <w:rFonts w:ascii="Roboto Mono" w:eastAsia="Roboto Mono" w:hAnsi="Roboto Mono"/>
-          <w:sz w:val="24"/>
-        </w:rPr>
-        <w:t xml:space="preserve"> = 'John Smith' WHERE </w:t>
-      </w:r>
-      <w:proofErr w:type="spellStart"/>
-      <w:r>
-        <w:rPr>
-          <w:rFonts w:ascii="Roboto Mono" w:eastAsia="Roboto Mono" w:hAnsi="Roboto Mono"/>
-          <w:sz w:val="24"/>
-        </w:rPr>
-        <w:t>CustomerID</w:t>
-      </w:r>
-      <w:proofErr w:type="spellEnd"/>
-      <w:r>
-        <w:rPr>
-          <w:rFonts w:ascii="Roboto Mono" w:eastAsia="Roboto Mono" w:hAnsi="Roboto Mono"/>
-          <w:sz w:val="24"/>
-        </w:rPr>
-        <w:t xml:space="preserve"> = 101;</w:t>
+        </w:rPr>
+        <w:t>INSERT INTO Customers (CustomerID, CustomerName) VALUES (101, 'John Doe');</w:t>
+      </w:r>
+    </w:p>
+    <w:p>
+      <w:r>
+        <w:rPr>
+          <w:rFonts w:ascii="Roboto Mono" w:eastAsia="Roboto Mono" w:hAnsi="Roboto Mono"/>
+        </w:rPr>
+        <w:t>UPDATE Customers SET CustomerName = 'John Smith' WHERE CustomerID = 101;</w:t>
       </w:r>
     </w:p>
     <w:p/>
@@ -898,7 +725,6 @@
       <w:r>
         <w:rPr>
           <w:rFonts w:ascii="Roboto Mono" w:eastAsia="Roboto Mono" w:hAnsi="Roboto Mono"/>
-          <w:sz w:val="24"/>
         </w:rPr>
         <w:t>Step 3: Save changes</w:t>
       </w:r>
@@ -909,7 +735,7 @@
           <w:noProof/>
         </w:rPr>
         <w:drawing>
-          <wp:inline distT="114300" distB="114300" distL="114300" distR="114300" wp14:anchorId="1ED43F73" wp14:editId="4F92D70C">
+          <wp:inline distT="114300" distB="114300" distL="114300" distR="114300" wp14:anchorId="63058AD2" wp14:editId="66AB80A4">
             <wp:extent cx="5943600" cy="850900"/>
             <wp:effectExtent l="0" t="0" r="0" b="0"/>
             <wp:docPr id="4" name="image2.png"/>
@@ -949,7 +775,6 @@
       <w:r>
         <w:rPr>
           <w:rFonts w:ascii="Roboto Mono" w:eastAsia="Roboto Mono" w:hAnsi="Roboto Mono"/>
-          <w:sz w:val="24"/>
         </w:rPr>
         <w:t>COMMIT;</w:t>
       </w:r>
@@ -962,7 +787,6 @@
       <w:r>
         <w:rPr>
           <w:rFonts w:ascii="Roboto Mono" w:eastAsia="Roboto Mono" w:hAnsi="Roboto Mono"/>
-          <w:sz w:val="24"/>
         </w:rPr>
         <w:t xml:space="preserve">🟢 The insert and update are now </w:t>
       </w:r>
@@ -971,14 +795,12 @@
           <w:rFonts w:ascii="Roboto Mono" w:eastAsia="Roboto Mono" w:hAnsi="Roboto Mono"/>
           <w:b/>
           <w:bCs/>
-          <w:sz w:val="24"/>
         </w:rPr>
         <w:t>permanent</w:t>
       </w:r>
       <w:r>
         <w:rPr>
           <w:rFonts w:ascii="Roboto Mono" w:eastAsia="Roboto Mono" w:hAnsi="Roboto Mono"/>
-          <w:sz w:val="24"/>
         </w:rPr>
         <w:t>.</w:t>
       </w:r>
@@ -1016,25 +838,7 @@
           <w:sz w:val="18"/>
           <w:highlight w:val="lightGray"/>
         </w:rPr>
-        <w:t xml:space="preserve">: Persons Table -&gt; ID Column: 1, </w:t>
-      </w:r>
-      <w:proofErr w:type="spellStart"/>
-      <w:r>
-        <w:rPr>
-          <w:color w:val="000000"/>
-          <w:sz w:val="18"/>
-          <w:highlight w:val="lightGray"/>
-        </w:rPr>
-        <w:t>Name_En</w:t>
-      </w:r>
-      <w:proofErr w:type="spellEnd"/>
-      <w:r>
-        <w:rPr>
-          <w:color w:val="000000"/>
-          <w:sz w:val="18"/>
-          <w:highlight w:val="lightGray"/>
-        </w:rPr>
-        <w:t xml:space="preserve"> Column: Motasem Essam] -&gt; </w:t>
+        <w:t xml:space="preserve">: Persons Table -&gt; ID Column: 1, Name_En Column: Motasem Essam] -&gt; </w:t>
       </w:r>
       <w:r>
         <w:rPr>
@@ -1078,7 +882,6 @@
       <w:r>
         <w:rPr>
           <w:rFonts w:ascii="Roboto Mono" w:eastAsia="Roboto Mono" w:hAnsi="Roboto Mono"/>
-          <w:sz w:val="24"/>
         </w:rPr>
         <w:t xml:space="preserve">If you </w:t>
       </w:r>
@@ -1087,7 +890,6 @@
           <w:rFonts w:ascii="Roboto Mono" w:eastAsia="Roboto Mono" w:hAnsi="Roboto Mono"/>
           <w:b/>
           <w:bCs/>
-          <w:sz w:val="24"/>
         </w:rPr>
         <w:t xml:space="preserve">do not use </w:t>
       </w:r>
@@ -1097,14 +899,12 @@
           <w:b/>
           <w:bCs/>
           <w:color w:val="188038"/>
-          <w:sz w:val="24"/>
         </w:rPr>
         <w:t>COMMIT</w:t>
       </w:r>
       <w:r>
         <w:rPr>
           <w:rFonts w:ascii="Roboto Mono" w:eastAsia="Roboto Mono" w:hAnsi="Roboto Mono"/>
-          <w:sz w:val="24"/>
         </w:rPr>
         <w:t xml:space="preserve">, and the session ends or you issue </w:t>
       </w:r>
@@ -1112,14 +912,12 @@
         <w:rPr>
           <w:rFonts w:ascii="Roboto Mono" w:eastAsia="Roboto Mono" w:hAnsi="Roboto Mono" w:cs="Roboto Mono"/>
           <w:color w:val="188038"/>
-          <w:sz w:val="24"/>
         </w:rPr>
         <w:t>ROLLBACK</w:t>
       </w:r>
       <w:r>
         <w:rPr>
           <w:rFonts w:ascii="Roboto Mono" w:eastAsia="Roboto Mono" w:hAnsi="Roboto Mono"/>
-          <w:sz w:val="24"/>
         </w:rPr>
         <w:t xml:space="preserve">, all uncommitted changes will be </w:t>
       </w:r>
@@ -1128,14 +926,12 @@
           <w:rFonts w:ascii="Roboto Mono" w:eastAsia="Roboto Mono" w:hAnsi="Roboto Mono"/>
           <w:b/>
           <w:bCs/>
-          <w:sz w:val="24"/>
         </w:rPr>
         <w:t>discarded</w:t>
       </w:r>
       <w:r>
         <w:rPr>
           <w:rFonts w:ascii="Roboto Mono" w:eastAsia="Roboto Mono" w:hAnsi="Roboto Mono"/>
-          <w:sz w:val="24"/>
         </w:rPr>
         <w:t>.</w:t>
       </w:r>
@@ -1172,25 +968,7 @@
           <w:sz w:val="18"/>
           <w:highlight w:val="lightGray"/>
         </w:rPr>
-        <w:t xml:space="preserve">: Persons Table -&gt; ID Column: 1, </w:t>
-      </w:r>
-      <w:proofErr w:type="spellStart"/>
-      <w:r>
-        <w:rPr>
-          <w:color w:val="000000"/>
-          <w:sz w:val="18"/>
-          <w:highlight w:val="lightGray"/>
-        </w:rPr>
-        <w:t>Name_En</w:t>
-      </w:r>
-      <w:proofErr w:type="spellEnd"/>
-      <w:r>
-        <w:rPr>
-          <w:color w:val="000000"/>
-          <w:sz w:val="18"/>
-          <w:highlight w:val="lightGray"/>
-        </w:rPr>
-        <w:t xml:space="preserve"> Column: Motasem Essam] -&gt; </w:t>
+        <w:t xml:space="preserve">: Persons Table -&gt; ID Column: 1, Name_En Column: Motasem Essam] -&gt; </w:t>
       </w:r>
       <w:r>
         <w:rPr>
@@ -1233,12 +1011,11 @@
           <w:ilvl w:val="0"/>
           <w:numId w:val="3"/>
         </w:numPr>
-        <w:spacing w:before="240"/>
-      </w:pPr>
-      <w:r>
-        <w:rPr>
-          <w:rFonts w:ascii="Roboto Mono" w:eastAsia="Roboto Mono" w:hAnsi="Roboto Mono"/>
-          <w:sz w:val="24"/>
+        <w:spacing w:before="240" w:after="0" w:line="276" w:lineRule="auto"/>
+      </w:pPr>
+      <w:r>
+        <w:rPr>
+          <w:rFonts w:ascii="Roboto Mono" w:eastAsia="Roboto Mono" w:hAnsi="Roboto Mono"/>
         </w:rPr>
         <w:t xml:space="preserve">Once you </w:t>
       </w:r>
@@ -1246,14 +1023,12 @@
         <w:rPr>
           <w:rFonts w:ascii="Roboto Mono" w:eastAsia="Roboto Mono" w:hAnsi="Roboto Mono" w:cs="Roboto Mono"/>
           <w:color w:val="188038"/>
-          <w:sz w:val="24"/>
         </w:rPr>
         <w:t>COMMIT</w:t>
       </w:r>
       <w:r>
         <w:rPr>
           <w:rFonts w:ascii="Roboto Mono" w:eastAsia="Roboto Mono" w:hAnsi="Roboto Mono"/>
-          <w:sz w:val="24"/>
         </w:rPr>
         <w:t xml:space="preserve">, you </w:t>
       </w:r>
@@ -1262,21 +1037,18 @@
           <w:rFonts w:ascii="Roboto Mono" w:eastAsia="Roboto Mono" w:hAnsi="Roboto Mono"/>
           <w:b/>
           <w:bCs/>
-          <w:sz w:val="24"/>
         </w:rPr>
         <w:t>cannot roll back</w:t>
       </w:r>
       <w:r>
         <w:rPr>
           <w:rFonts w:ascii="Roboto Mono" w:eastAsia="Roboto Mono" w:hAnsi="Roboto Mono"/>
-          <w:sz w:val="24"/>
         </w:rPr>
         <w:t>.</w:t>
       </w:r>
       <w:r>
         <w:rPr>
           <w:rFonts w:ascii="Roboto Mono" w:eastAsia="Roboto Mono" w:hAnsi="Roboto Mono"/>
-          <w:sz w:val="24"/>
         </w:rPr>
         <w:br/>
       </w:r>
@@ -1287,18 +1059,17 @@
           <w:ilvl w:val="0"/>
           <w:numId w:val="3"/>
         </w:numPr>
-      </w:pPr>
-      <w:r>
-        <w:rPr>
-          <w:rFonts w:ascii="Roboto Mono" w:eastAsia="Roboto Mono" w:hAnsi="Roboto Mono"/>
-          <w:sz w:val="24"/>
+        <w:spacing w:after="0" w:line="276" w:lineRule="auto"/>
+      </w:pPr>
+      <w:r>
+        <w:rPr>
+          <w:rFonts w:ascii="Roboto Mono" w:eastAsia="Roboto Mono" w:hAnsi="Roboto Mono"/>
         </w:rPr>
         <w:t>Use with care — especially in bulk operations.</w:t>
       </w:r>
       <w:r>
         <w:rPr>
           <w:rFonts w:ascii="Roboto Mono" w:eastAsia="Roboto Mono" w:hAnsi="Roboto Mono"/>
-          <w:sz w:val="24"/>
         </w:rPr>
         <w:br/>
       </w:r>
@@ -1309,12 +1080,11 @@
           <w:ilvl w:val="0"/>
           <w:numId w:val="3"/>
         </w:numPr>
-        <w:spacing w:after="240"/>
-      </w:pPr>
-      <w:r>
-        <w:rPr>
-          <w:rFonts w:ascii="Roboto Mono" w:eastAsia="Roboto Mono" w:hAnsi="Roboto Mono"/>
-          <w:sz w:val="24"/>
+        <w:spacing w:after="240" w:line="276" w:lineRule="auto"/>
+      </w:pPr>
+      <w:r>
+        <w:rPr>
+          <w:rFonts w:ascii="Roboto Mono" w:eastAsia="Roboto Mono" w:hAnsi="Roboto Mono"/>
         </w:rPr>
         <w:t xml:space="preserve">Many database systems </w:t>
       </w:r>
@@ -1322,14 +1092,12 @@
         <w:rPr>
           <w:rFonts w:ascii="Roboto Mono" w:eastAsia="Roboto Mono" w:hAnsi="Roboto Mono" w:cs="Roboto Mono"/>
           <w:color w:val="188038"/>
-          <w:sz w:val="24"/>
         </w:rPr>
         <w:t>AUTOCOMMIT</w:t>
       </w:r>
       <w:r>
         <w:rPr>
           <w:rFonts w:ascii="Roboto Mono" w:eastAsia="Roboto Mono" w:hAnsi="Roboto Mono"/>
-          <w:sz w:val="24"/>
         </w:rPr>
         <w:t xml:space="preserve"> by default. You must disable it if you want to control transactions manually.</w:t>
       </w:r>
@@ -1370,25 +1138,7 @@
           <w:sz w:val="18"/>
           <w:highlight w:val="lightGray"/>
         </w:rPr>
-        <w:t xml:space="preserve">: Persons Table -&gt; ID Column: 1, </w:t>
-      </w:r>
-      <w:proofErr w:type="spellStart"/>
-      <w:r>
-        <w:rPr>
-          <w:color w:val="000000"/>
-          <w:sz w:val="18"/>
-          <w:highlight w:val="lightGray"/>
-        </w:rPr>
-        <w:t>Name_En</w:t>
-      </w:r>
-      <w:proofErr w:type="spellEnd"/>
-      <w:r>
-        <w:rPr>
-          <w:color w:val="000000"/>
-          <w:sz w:val="18"/>
-          <w:highlight w:val="lightGray"/>
-        </w:rPr>
-        <w:t xml:space="preserve"> Column: Motasem Essam] -&gt; </w:t>
+        <w:t xml:space="preserve">: Persons Table -&gt; ID Column: 1, Name_En Column: Motasem Essam] -&gt; </w:t>
       </w:r>
       <w:r>
         <w:rPr>
@@ -1432,7 +1182,6 @@
       <w:r>
         <w:rPr>
           <w:rFonts w:ascii="Roboto Mono" w:eastAsia="Roboto Mono" w:hAnsi="Roboto Mono"/>
-          <w:sz w:val="24"/>
         </w:rPr>
         <w:t>Try this in MySQL:</w:t>
       </w:r>
@@ -1442,9 +1191,8 @@
         <w:rPr>
           <w:noProof/>
         </w:rPr>
-        <w:lastRenderedPageBreak/>
         <w:drawing>
-          <wp:inline distT="114300" distB="114300" distL="114300" distR="114300" wp14:anchorId="4F50D102" wp14:editId="6A6F17E9">
+          <wp:inline distT="114300" distB="114300" distL="114300" distR="114300" wp14:anchorId="5C72F210" wp14:editId="40BD2B86">
             <wp:extent cx="5943600" cy="2451100"/>
             <wp:effectExtent l="0" t="0" r="0" b="0"/>
             <wp:docPr id="9" name="image5.png"/>
@@ -1484,7 +1232,6 @@
       <w:r>
         <w:rPr>
           <w:rFonts w:ascii="Roboto Mono" w:eastAsia="Roboto Mono" w:hAnsi="Roboto Mono"/>
-          <w:sz w:val="24"/>
         </w:rPr>
         <w:t>SET AUTOCOMMIT = 0;</w:t>
       </w:r>
@@ -1494,7 +1241,6 @@
       <w:r>
         <w:rPr>
           <w:rFonts w:ascii="Roboto Mono" w:eastAsia="Roboto Mono" w:hAnsi="Roboto Mono"/>
-          <w:sz w:val="24"/>
         </w:rPr>
         <w:t>-- Insert a test record</w:t>
       </w:r>
@@ -1503,41 +1249,8 @@
       <w:r>
         <w:rPr>
           <w:rFonts w:ascii="Roboto Mono" w:eastAsia="Roboto Mono" w:hAnsi="Roboto Mono"/>
-          <w:sz w:val="24"/>
-        </w:rPr>
-        <w:t>INSERT INTO Customers (</w:t>
-      </w:r>
-      <w:proofErr w:type="spellStart"/>
-      <w:r>
-        <w:rPr>
-          <w:rFonts w:ascii="Roboto Mono" w:eastAsia="Roboto Mono" w:hAnsi="Roboto Mono"/>
-          <w:sz w:val="24"/>
-        </w:rPr>
-        <w:t>CustomerID</w:t>
-      </w:r>
-      <w:proofErr w:type="spellEnd"/>
-      <w:r>
-        <w:rPr>
-          <w:rFonts w:ascii="Roboto Mono" w:eastAsia="Roboto Mono" w:hAnsi="Roboto Mono"/>
-          <w:sz w:val="24"/>
-        </w:rPr>
-        <w:t xml:space="preserve">, </w:t>
-      </w:r>
-      <w:proofErr w:type="spellStart"/>
-      <w:r>
-        <w:rPr>
-          <w:rFonts w:ascii="Roboto Mono" w:eastAsia="Roboto Mono" w:hAnsi="Roboto Mono"/>
-          <w:sz w:val="24"/>
-        </w:rPr>
-        <w:t>CustomerName</w:t>
-      </w:r>
-      <w:proofErr w:type="spellEnd"/>
-      <w:r>
-        <w:rPr>
-          <w:rFonts w:ascii="Roboto Mono" w:eastAsia="Roboto Mono" w:hAnsi="Roboto Mono"/>
-          <w:sz w:val="24"/>
-        </w:rPr>
-        <w:t>) VALUES (200, 'Test User');</w:t>
+        </w:rPr>
+        <w:t>INSERT INTO Customers (CustomerID, CustomerName) VALUES (200, 'Test User');</w:t>
       </w:r>
     </w:p>
     <w:p/>
@@ -1545,7 +1258,6 @@
       <w:r>
         <w:rPr>
           <w:rFonts w:ascii="Roboto Mono" w:eastAsia="Roboto Mono" w:hAnsi="Roboto Mono"/>
-          <w:sz w:val="24"/>
         </w:rPr>
         <w:t>-- Confirm with COMMIT</w:t>
       </w:r>
@@ -1554,7 +1266,6 @@
       <w:r>
         <w:rPr>
           <w:rFonts w:ascii="Roboto Mono" w:eastAsia="Roboto Mono" w:hAnsi="Roboto Mono"/>
-          <w:sz w:val="24"/>
         </w:rPr>
         <w:t>COMMIT;</w:t>
       </w:r>
@@ -1564,7 +1275,6 @@
       <w:r>
         <w:rPr>
           <w:rFonts w:ascii="Roboto Mono" w:eastAsia="Roboto Mono" w:hAnsi="Roboto Mono"/>
-          <w:sz w:val="24"/>
         </w:rPr>
         <w:t>-- Now this row is permanent</w:t>
       </w:r>
@@ -1573,25 +1283,8 @@
       <w:r>
         <w:rPr>
           <w:rFonts w:ascii="Roboto Mono" w:eastAsia="Roboto Mono" w:hAnsi="Roboto Mono"/>
-          <w:sz w:val="24"/>
-        </w:rPr>
-        <w:t xml:space="preserve">SELECT * FROM Customers WHERE </w:t>
-      </w:r>
-      <w:proofErr w:type="spellStart"/>
-      <w:r>
-        <w:rPr>
-          <w:rFonts w:ascii="Roboto Mono" w:eastAsia="Roboto Mono" w:hAnsi="Roboto Mono"/>
-          <w:sz w:val="24"/>
-        </w:rPr>
-        <w:t>CustomerID</w:t>
-      </w:r>
-      <w:proofErr w:type="spellEnd"/>
-      <w:r>
-        <w:rPr>
-          <w:rFonts w:ascii="Roboto Mono" w:eastAsia="Roboto Mono" w:hAnsi="Roboto Mono"/>
-          <w:sz w:val="24"/>
-        </w:rPr>
-        <w:t xml:space="preserve"> = 200;</w:t>
+        </w:rPr>
+        <w:t>SELECT * FROM Customers WHERE CustomerID = 200;</w:t>
       </w:r>
     </w:p>
     <w:p/>
@@ -1635,7 +1328,6 @@
         </w:rPr>
         <w:t xml:space="preserve"># Source: </w:t>
       </w:r>
-      <w:proofErr w:type="spellStart"/>
       <w:r>
         <w:rPr>
           <w:b/>
@@ -1645,7 +1337,6 @@
         </w:rPr>
         <w:t>ScreenShot</w:t>
       </w:r>
-      <w:proofErr w:type="spellEnd"/>
       <w:r>
         <w:rPr>
           <w:sz w:val="18"/>
@@ -1681,23 +1372,7 @@
           <w:sz w:val="18"/>
           <w:highlight w:val="lightGray"/>
         </w:rPr>
-        <w:t xml:space="preserve"> [Persons Table -&gt; ID Column: 1, </w:t>
-      </w:r>
-      <w:proofErr w:type="spellStart"/>
-      <w:r>
-        <w:rPr>
-          <w:sz w:val="18"/>
-          <w:highlight w:val="lightGray"/>
-        </w:rPr>
-        <w:t>Name_En</w:t>
-      </w:r>
-      <w:proofErr w:type="spellEnd"/>
-      <w:r>
-        <w:rPr>
-          <w:sz w:val="18"/>
-          <w:highlight w:val="lightGray"/>
-        </w:rPr>
-        <w:t xml:space="preserve"> Column: Motasem Essam] -&gt; </w:t>
+        <w:t xml:space="preserve"> [Persons Table -&gt; ID Column: 1, Name_En Column: Motasem Essam] -&gt; </w:t>
       </w:r>
       <w:r>
         <w:rPr>
@@ -1712,23 +1387,7 @@
           <w:sz w:val="18"/>
           <w:highlight w:val="lightGray"/>
         </w:rPr>
-        <w:t xml:space="preserve"> [Automation Table -&gt; ID Column: 16, </w:t>
-      </w:r>
-      <w:proofErr w:type="spellStart"/>
-      <w:r>
-        <w:rPr>
-          <w:sz w:val="18"/>
-          <w:highlight w:val="lightGray"/>
-        </w:rPr>
-        <w:t>Name_En</w:t>
-      </w:r>
-      <w:proofErr w:type="spellEnd"/>
-      <w:r>
-        <w:rPr>
-          <w:sz w:val="18"/>
-          <w:highlight w:val="lightGray"/>
-        </w:rPr>
-        <w:t xml:space="preserve"> Column: Screen Capture] -&gt; </w:t>
+        <w:t xml:space="preserve"> [Automation Table -&gt; ID Column: 16, Name_En Column: Screen Capture] -&gt; </w:t>
       </w:r>
       <w:r>
         <w:rPr>
@@ -1745,25 +1404,7 @@
           <w:sz w:val="18"/>
           <w:highlight w:val="lightGray"/>
         </w:rPr>
-        <w:t xml:space="preserve">[Operating System: Wampserver64 -&gt; </w:t>
-      </w:r>
-      <w:proofErr w:type="spellStart"/>
-      <w:r>
-        <w:rPr>
-          <w:color w:val="000000"/>
-          <w:sz w:val="18"/>
-          <w:highlight w:val="lightGray"/>
-        </w:rPr>
-        <w:t>phpmyadmin</w:t>
-      </w:r>
-      <w:proofErr w:type="spellEnd"/>
-      <w:r>
-        <w:rPr>
-          <w:color w:val="000000"/>
-          <w:sz w:val="18"/>
-          <w:highlight w:val="lightGray"/>
-        </w:rPr>
-        <w:t>]</w:t>
+        <w:t>[Operating System: Wampserver64 -&gt; phpmyadmin]</w:t>
       </w:r>
       <w:r>
         <w:rPr>
@@ -1794,9 +1435,8 @@
         <w:rPr>
           <w:noProof/>
         </w:rPr>
-        <w:lastRenderedPageBreak/>
         <w:drawing>
-          <wp:inline distT="114300" distB="114300" distL="114300" distR="114300" wp14:anchorId="42F52BD9" wp14:editId="529FF461">
+          <wp:inline distT="114300" distB="114300" distL="114300" distR="114300" wp14:anchorId="343B9A1C" wp14:editId="6D93E342">
             <wp:extent cx="5943600" cy="3289300"/>
             <wp:effectExtent l="0" t="0" r="0" b="0"/>
             <wp:docPr id="3" name="image12.png"/>
@@ -1836,25 +1476,8 @@
       <w:r>
         <w:rPr>
           <w:rFonts w:ascii="Roboto Mono" w:eastAsia="Roboto Mono" w:hAnsi="Roboto Mono"/>
-          <w:sz w:val="24"/>
-        </w:rPr>
-        <w:t xml:space="preserve">CREATE DATABASE </w:t>
-      </w:r>
-      <w:proofErr w:type="spellStart"/>
-      <w:r>
-        <w:rPr>
-          <w:rFonts w:ascii="Roboto Mono" w:eastAsia="Roboto Mono" w:hAnsi="Roboto Mono"/>
-          <w:sz w:val="24"/>
-        </w:rPr>
-        <w:t>testDB</w:t>
-      </w:r>
-      <w:proofErr w:type="spellEnd"/>
-      <w:r>
-        <w:rPr>
-          <w:rFonts w:ascii="Roboto Mono" w:eastAsia="Roboto Mono" w:hAnsi="Roboto Mono"/>
-          <w:sz w:val="24"/>
-        </w:rPr>
-        <w:t>;</w:t>
+        </w:rPr>
+        <w:t>CREATE DATABASE testDB;</w:t>
       </w:r>
     </w:p>
     <w:p>
@@ -1863,7 +1486,7 @@
           <w:noProof/>
         </w:rPr>
         <w:drawing>
-          <wp:inline distT="114300" distB="114300" distL="114300" distR="114300" wp14:anchorId="5D6F1131" wp14:editId="08F36A7B">
+          <wp:inline distT="114300" distB="114300" distL="114300" distR="114300" wp14:anchorId="5D8258EE" wp14:editId="6C9A8956">
             <wp:extent cx="5943600" cy="1917700"/>
             <wp:effectExtent l="0" t="0" r="0" b="0"/>
             <wp:docPr id="5" name="image10.png"/>
@@ -1904,9 +1527,8 @@
         <w:rPr>
           <w:noProof/>
         </w:rPr>
-        <w:lastRenderedPageBreak/>
         <w:drawing>
-          <wp:inline distT="114300" distB="114300" distL="114300" distR="114300" wp14:anchorId="7D48B6D0" wp14:editId="699A4A5D">
+          <wp:inline distT="114300" distB="114300" distL="114300" distR="114300" wp14:anchorId="7F939123" wp14:editId="5B33F74E">
             <wp:extent cx="5943600" cy="3022600"/>
             <wp:effectExtent l="0" t="0" r="0" b="0"/>
             <wp:docPr id="8" name="image11.png"/>
@@ -1946,7 +1568,6 @@
       <w:r>
         <w:rPr>
           <w:rFonts w:ascii="Roboto Mono" w:eastAsia="Roboto Mono" w:hAnsi="Roboto Mono"/>
-          <w:sz w:val="24"/>
         </w:rPr>
         <w:t>CREATE TABLE Customers (</w:t>
       </w:r>
@@ -1955,82 +1576,30 @@
       <w:r>
         <w:rPr>
           <w:rFonts w:ascii="Roboto Mono" w:eastAsia="Roboto Mono" w:hAnsi="Roboto Mono"/>
-          <w:sz w:val="24"/>
-        </w:rPr>
-        <w:t xml:space="preserve">  </w:t>
-      </w:r>
-      <w:proofErr w:type="spellStart"/>
-      <w:r>
-        <w:rPr>
-          <w:rFonts w:ascii="Roboto Mono" w:eastAsia="Roboto Mono" w:hAnsi="Roboto Mono"/>
-          <w:sz w:val="24"/>
-        </w:rPr>
-        <w:t>CustomerID</w:t>
-      </w:r>
-      <w:proofErr w:type="spellEnd"/>
-      <w:r>
-        <w:rPr>
-          <w:rFonts w:ascii="Roboto Mono" w:eastAsia="Roboto Mono" w:hAnsi="Roboto Mono"/>
-          <w:sz w:val="24"/>
-        </w:rPr>
-        <w:t xml:space="preserve"> INT PRIMARY KEY,</w:t>
-      </w:r>
-    </w:p>
-    <w:p>
-      <w:r>
-        <w:rPr>
-          <w:rFonts w:ascii="Roboto Mono" w:eastAsia="Roboto Mono" w:hAnsi="Roboto Mono"/>
-          <w:sz w:val="24"/>
-        </w:rPr>
-        <w:t xml:space="preserve">  </w:t>
-      </w:r>
-      <w:proofErr w:type="spellStart"/>
-      <w:r>
-        <w:rPr>
-          <w:rFonts w:ascii="Roboto Mono" w:eastAsia="Roboto Mono" w:hAnsi="Roboto Mono"/>
-          <w:sz w:val="24"/>
-        </w:rPr>
-        <w:t>CustomerName</w:t>
-      </w:r>
-      <w:proofErr w:type="spellEnd"/>
-      <w:r>
-        <w:rPr>
-          <w:rFonts w:ascii="Roboto Mono" w:eastAsia="Roboto Mono" w:hAnsi="Roboto Mono"/>
-          <w:sz w:val="24"/>
-        </w:rPr>
-        <w:t xml:space="preserve"> VARCHAR(100) NOT NULL,</w:t>
-      </w:r>
-    </w:p>
-    <w:p>
-      <w:r>
-        <w:rPr>
-          <w:rFonts w:ascii="Roboto Mono" w:eastAsia="Roboto Mono" w:hAnsi="Roboto Mono"/>
-          <w:sz w:val="24"/>
-        </w:rPr>
-        <w:t xml:space="preserve">  </w:t>
-      </w:r>
-      <w:proofErr w:type="spellStart"/>
-      <w:r>
-        <w:rPr>
-          <w:rFonts w:ascii="Roboto Mono" w:eastAsia="Roboto Mono" w:hAnsi="Roboto Mono"/>
-          <w:sz w:val="24"/>
-        </w:rPr>
-        <w:t>ContactName</w:t>
-      </w:r>
-      <w:proofErr w:type="spellEnd"/>
-      <w:r>
-        <w:rPr>
-          <w:rFonts w:ascii="Roboto Mono" w:eastAsia="Roboto Mono" w:hAnsi="Roboto Mono"/>
-          <w:sz w:val="24"/>
-        </w:rPr>
-        <w:t xml:space="preserve"> VARCHAR(100),</w:t>
-      </w:r>
-    </w:p>
-    <w:p>
-      <w:r>
-        <w:rPr>
-          <w:rFonts w:ascii="Roboto Mono" w:eastAsia="Roboto Mono" w:hAnsi="Roboto Mono"/>
-          <w:sz w:val="24"/>
+        </w:rPr>
+        <w:t xml:space="preserve">  CustomerID INT PRIMARY KEY,</w:t>
+      </w:r>
+    </w:p>
+    <w:p>
+      <w:r>
+        <w:rPr>
+          <w:rFonts w:ascii="Roboto Mono" w:eastAsia="Roboto Mono" w:hAnsi="Roboto Mono"/>
+        </w:rPr>
+        <w:t xml:space="preserve">  CustomerName VARCHAR(100) NOT NULL,</w:t>
+      </w:r>
+    </w:p>
+    <w:p>
+      <w:r>
+        <w:rPr>
+          <w:rFonts w:ascii="Roboto Mono" w:eastAsia="Roboto Mono" w:hAnsi="Roboto Mono"/>
+        </w:rPr>
+        <w:t xml:space="preserve">  ContactName VARCHAR(100),</w:t>
+      </w:r>
+    </w:p>
+    <w:p>
+      <w:r>
+        <w:rPr>
+          <w:rFonts w:ascii="Roboto Mono" w:eastAsia="Roboto Mono" w:hAnsi="Roboto Mono"/>
         </w:rPr>
         <w:t xml:space="preserve">  Address VARCHAR(255),</w:t>
       </w:r>
@@ -2039,7 +1608,6 @@
       <w:r>
         <w:rPr>
           <w:rFonts w:ascii="Roboto Mono" w:eastAsia="Roboto Mono" w:hAnsi="Roboto Mono"/>
-          <w:sz w:val="24"/>
         </w:rPr>
         <w:t xml:space="preserve">  City VARCHAR(100),</w:t>
       </w:r>
@@ -2048,32 +1616,14 @@
       <w:r>
         <w:rPr>
           <w:rFonts w:ascii="Roboto Mono" w:eastAsia="Roboto Mono" w:hAnsi="Roboto Mono"/>
-          <w:sz w:val="24"/>
-        </w:rPr>
-        <w:t xml:space="preserve">  </w:t>
-      </w:r>
-      <w:proofErr w:type="spellStart"/>
-      <w:r>
-        <w:rPr>
-          <w:rFonts w:ascii="Roboto Mono" w:eastAsia="Roboto Mono" w:hAnsi="Roboto Mono"/>
-          <w:sz w:val="24"/>
-        </w:rPr>
-        <w:t>PostalCode</w:t>
-      </w:r>
-      <w:proofErr w:type="spellEnd"/>
-      <w:r>
-        <w:rPr>
-          <w:rFonts w:ascii="Roboto Mono" w:eastAsia="Roboto Mono" w:hAnsi="Roboto Mono"/>
-          <w:sz w:val="24"/>
-        </w:rPr>
-        <w:t xml:space="preserve"> VARCHAR(20),</w:t>
-      </w:r>
-    </w:p>
-    <w:p>
-      <w:r>
-        <w:rPr>
-          <w:rFonts w:ascii="Roboto Mono" w:eastAsia="Roboto Mono" w:hAnsi="Roboto Mono"/>
-          <w:sz w:val="24"/>
+        </w:rPr>
+        <w:t xml:space="preserve">  PostalCode VARCHAR(20),</w:t>
+      </w:r>
+    </w:p>
+    <w:p>
+      <w:r>
+        <w:rPr>
+          <w:rFonts w:ascii="Roboto Mono" w:eastAsia="Roboto Mono" w:hAnsi="Roboto Mono"/>
         </w:rPr>
         <w:t xml:space="preserve">  Country VARCHAR(100)</w:t>
       </w:r>
@@ -2082,7 +1632,6 @@
       <w:r>
         <w:rPr>
           <w:rFonts w:ascii="Roboto Mono" w:eastAsia="Roboto Mono" w:hAnsi="Roboto Mono"/>
-          <w:sz w:val="24"/>
         </w:rPr>
         <w:t>);</w:t>
       </w:r>
@@ -2093,7 +1642,7 @@
           <w:noProof/>
         </w:rPr>
         <w:drawing>
-          <wp:inline distT="114300" distB="114300" distL="114300" distR="114300" wp14:anchorId="5F23B4EA" wp14:editId="77E05AC2">
+          <wp:inline distT="114300" distB="114300" distL="114300" distR="114300" wp14:anchorId="73A35475" wp14:editId="5BEC06A3">
             <wp:extent cx="5943600" cy="1168400"/>
             <wp:effectExtent l="0" t="0" r="0" b="0"/>
             <wp:docPr id="7" name="image8.png"/>
@@ -2134,9 +1683,8 @@
         <w:rPr>
           <w:noProof/>
         </w:rPr>
-        <w:lastRenderedPageBreak/>
         <w:drawing>
-          <wp:inline distT="114300" distB="114300" distL="114300" distR="114300" wp14:anchorId="7506B7F0" wp14:editId="1DCB6EF2">
+          <wp:inline distT="114300" distB="114300" distL="114300" distR="114300" wp14:anchorId="08C7780E" wp14:editId="67556695">
             <wp:extent cx="5943600" cy="3530600"/>
             <wp:effectExtent l="0" t="0" r="0" b="0"/>
             <wp:docPr id="1" name="image13.png"/>
@@ -2176,80 +1724,14 @@
       <w:r>
         <w:rPr>
           <w:rFonts w:ascii="Roboto Mono" w:eastAsia="Roboto Mono" w:hAnsi="Roboto Mono"/>
-          <w:sz w:val="24"/>
-        </w:rPr>
-        <w:t>INSERT INTO Customers (</w:t>
-      </w:r>
-      <w:proofErr w:type="spellStart"/>
-      <w:r>
-        <w:rPr>
-          <w:rFonts w:ascii="Roboto Mono" w:eastAsia="Roboto Mono" w:hAnsi="Roboto Mono"/>
-          <w:sz w:val="24"/>
-        </w:rPr>
-        <w:t>CustomerID</w:t>
-      </w:r>
-      <w:proofErr w:type="spellEnd"/>
-      <w:r>
-        <w:rPr>
-          <w:rFonts w:ascii="Roboto Mono" w:eastAsia="Roboto Mono" w:hAnsi="Roboto Mono"/>
-          <w:sz w:val="24"/>
-        </w:rPr>
-        <w:t xml:space="preserve">, </w:t>
-      </w:r>
-      <w:proofErr w:type="spellStart"/>
-      <w:r>
-        <w:rPr>
-          <w:rFonts w:ascii="Roboto Mono" w:eastAsia="Roboto Mono" w:hAnsi="Roboto Mono"/>
-          <w:sz w:val="24"/>
-        </w:rPr>
-        <w:t>CustomerName</w:t>
-      </w:r>
-      <w:proofErr w:type="spellEnd"/>
-      <w:r>
-        <w:rPr>
-          <w:rFonts w:ascii="Roboto Mono" w:eastAsia="Roboto Mono" w:hAnsi="Roboto Mono"/>
-          <w:sz w:val="24"/>
-        </w:rPr>
-        <w:t xml:space="preserve">, </w:t>
-      </w:r>
-      <w:proofErr w:type="spellStart"/>
-      <w:r>
-        <w:rPr>
-          <w:rFonts w:ascii="Roboto Mono" w:eastAsia="Roboto Mono" w:hAnsi="Roboto Mono"/>
-          <w:sz w:val="24"/>
-        </w:rPr>
-        <w:t>ContactName</w:t>
-      </w:r>
-      <w:proofErr w:type="spellEnd"/>
-      <w:r>
-        <w:rPr>
-          <w:rFonts w:ascii="Roboto Mono" w:eastAsia="Roboto Mono" w:hAnsi="Roboto Mono"/>
-          <w:sz w:val="24"/>
-        </w:rPr>
-        <w:t xml:space="preserve">, Address, City, </w:t>
-      </w:r>
-      <w:proofErr w:type="spellStart"/>
-      <w:r>
-        <w:rPr>
-          <w:rFonts w:ascii="Roboto Mono" w:eastAsia="Roboto Mono" w:hAnsi="Roboto Mono"/>
-          <w:sz w:val="24"/>
-        </w:rPr>
-        <w:t>PostalCode</w:t>
-      </w:r>
-      <w:proofErr w:type="spellEnd"/>
-      <w:r>
-        <w:rPr>
-          <w:rFonts w:ascii="Roboto Mono" w:eastAsia="Roboto Mono" w:hAnsi="Roboto Mono"/>
-          <w:sz w:val="24"/>
-        </w:rPr>
-        <w:t>, Country)</w:t>
-      </w:r>
-    </w:p>
-    <w:p>
-      <w:r>
-        <w:rPr>
-          <w:rFonts w:ascii="Roboto Mono" w:eastAsia="Roboto Mono" w:hAnsi="Roboto Mono"/>
-          <w:sz w:val="24"/>
+        </w:rPr>
+        <w:t>INSERT INTO Customers (CustomerID, CustomerName, ContactName, Address, City, PostalCode, Country)</w:t>
+      </w:r>
+    </w:p>
+    <w:p>
+      <w:r>
+        <w:rPr>
+          <w:rFonts w:ascii="Roboto Mono" w:eastAsia="Roboto Mono" w:hAnsi="Roboto Mono"/>
         </w:rPr>
         <w:t>VALUES</w:t>
       </w:r>
@@ -2258,107 +1740,24 @@
       <w:r>
         <w:rPr>
           <w:rFonts w:ascii="Roboto Mono" w:eastAsia="Roboto Mono" w:hAnsi="Roboto Mono"/>
-          <w:sz w:val="24"/>
-        </w:rPr>
-        <w:t xml:space="preserve">(1, 'Alfreds </w:t>
-      </w:r>
-      <w:proofErr w:type="spellStart"/>
-      <w:r>
-        <w:rPr>
-          <w:rFonts w:ascii="Roboto Mono" w:eastAsia="Roboto Mono" w:hAnsi="Roboto Mono"/>
-          <w:sz w:val="24"/>
-        </w:rPr>
-        <w:t>Futterkiste</w:t>
-      </w:r>
-      <w:proofErr w:type="spellEnd"/>
-      <w:r>
-        <w:rPr>
-          <w:rFonts w:ascii="Roboto Mono" w:eastAsia="Roboto Mono" w:hAnsi="Roboto Mono"/>
-          <w:sz w:val="24"/>
-        </w:rPr>
-        <w:t>', 'Maria Anders', '</w:t>
-      </w:r>
-      <w:proofErr w:type="spellStart"/>
-      <w:r>
-        <w:rPr>
-          <w:rFonts w:ascii="Roboto Mono" w:eastAsia="Roboto Mono" w:hAnsi="Roboto Mono"/>
-          <w:sz w:val="24"/>
-        </w:rPr>
-        <w:t>Obere</w:t>
-      </w:r>
-      <w:proofErr w:type="spellEnd"/>
-      <w:r>
-        <w:rPr>
-          <w:rFonts w:ascii="Roboto Mono" w:eastAsia="Roboto Mono" w:hAnsi="Roboto Mono"/>
-          <w:sz w:val="24"/>
-        </w:rPr>
-        <w:t xml:space="preserve"> Str. 57', 'Berlin', '12209', 'Germany'),</w:t>
-      </w:r>
-    </w:p>
-    <w:p>
-      <w:r>
-        <w:rPr>
-          <w:rFonts w:ascii="Roboto Mono" w:eastAsia="Roboto Mono" w:hAnsi="Roboto Mono"/>
-          <w:sz w:val="24"/>
-        </w:rPr>
-        <w:t xml:space="preserve">(2, 'Ana Trujillo </w:t>
-      </w:r>
-      <w:proofErr w:type="spellStart"/>
-      <w:r>
-        <w:rPr>
-          <w:rFonts w:ascii="Roboto Mono" w:eastAsia="Roboto Mono" w:hAnsi="Roboto Mono"/>
-          <w:sz w:val="24"/>
-        </w:rPr>
-        <w:t>Emparedados</w:t>
-      </w:r>
-      <w:proofErr w:type="spellEnd"/>
-      <w:r>
-        <w:rPr>
-          <w:rFonts w:ascii="Roboto Mono" w:eastAsia="Roboto Mono" w:hAnsi="Roboto Mono"/>
-          <w:sz w:val="24"/>
-        </w:rPr>
-        <w:t xml:space="preserve"> y </w:t>
-      </w:r>
-      <w:proofErr w:type="spellStart"/>
-      <w:r>
-        <w:rPr>
-          <w:rFonts w:ascii="Roboto Mono" w:eastAsia="Roboto Mono" w:hAnsi="Roboto Mono"/>
-          <w:sz w:val="24"/>
-        </w:rPr>
-        <w:t>helados</w:t>
-      </w:r>
-      <w:proofErr w:type="spellEnd"/>
-      <w:r>
-        <w:rPr>
-          <w:rFonts w:ascii="Roboto Mono" w:eastAsia="Roboto Mono" w:hAnsi="Roboto Mono"/>
-          <w:sz w:val="24"/>
-        </w:rPr>
-        <w:t>', 'Ana Trujillo', 'Avda. de la Constitución 2222', 'México D.F.', '05021', 'Mexico'),</w:t>
-      </w:r>
-    </w:p>
-    <w:p>
-      <w:r>
-        <w:rPr>
-          <w:rFonts w:ascii="Roboto Mono" w:eastAsia="Roboto Mono" w:hAnsi="Roboto Mono"/>
-          <w:sz w:val="24"/>
-        </w:rPr>
-        <w:t>(3, 'Antonio Moreno Taquería', 'Antonio Moreno', '</w:t>
-      </w:r>
-      <w:proofErr w:type="spellStart"/>
-      <w:r>
-        <w:rPr>
-          <w:rFonts w:ascii="Roboto Mono" w:eastAsia="Roboto Mono" w:hAnsi="Roboto Mono"/>
-          <w:sz w:val="24"/>
-        </w:rPr>
-        <w:t>Mataderos</w:t>
-      </w:r>
-      <w:proofErr w:type="spellEnd"/>
-      <w:r>
-        <w:rPr>
-          <w:rFonts w:ascii="Roboto Mono" w:eastAsia="Roboto Mono" w:hAnsi="Roboto Mono"/>
-          <w:sz w:val="24"/>
-        </w:rPr>
-        <w:t xml:space="preserve"> 2312', 'México D.F.', '05023', 'Mexico');</w:t>
+        </w:rPr>
+        <w:t>(1, 'Alfreds Futterkiste', 'Maria Anders', 'Obere Str. 57', 'Berlin', '12209', 'Germany'),</w:t>
+      </w:r>
+    </w:p>
+    <w:p>
+      <w:r>
+        <w:rPr>
+          <w:rFonts w:ascii="Roboto Mono" w:eastAsia="Roboto Mono" w:hAnsi="Roboto Mono"/>
+        </w:rPr>
+        <w:t>(2, 'Ana Trujillo Emparedados y helados', 'Ana Trujillo', 'Avda. de la Constitución 2222', 'México D.F.', '05021', 'Mexico'),</w:t>
+      </w:r>
+    </w:p>
+    <w:p>
+      <w:r>
+        <w:rPr>
+          <w:rFonts w:ascii="Roboto Mono" w:eastAsia="Roboto Mono" w:hAnsi="Roboto Mono"/>
+        </w:rPr>
+        <w:t>(3, 'Antonio Moreno Taquería', 'Antonio Moreno', 'Mataderos 2312', 'México D.F.', '05023', 'Mexico');</w:t>
       </w:r>
     </w:p>
     <w:p>
@@ -2367,7 +1766,7 @@
           <w:noProof/>
         </w:rPr>
         <w:drawing>
-          <wp:inline distT="114300" distB="114300" distL="114300" distR="114300" wp14:anchorId="206BFE07" wp14:editId="69FD0A4A">
+          <wp:inline distT="114300" distB="114300" distL="114300" distR="114300" wp14:anchorId="524D567E" wp14:editId="7BFBFCFB">
             <wp:extent cx="5943600" cy="1231900"/>
             <wp:effectExtent l="0" t="0" r="0" b="0"/>
             <wp:docPr id="11" name="image3.png"/>
@@ -2416,9 +1815,8 @@
         <w:rPr>
           <w:noProof/>
         </w:rPr>
-        <w:lastRenderedPageBreak/>
         <w:drawing>
-          <wp:inline distT="114300" distB="114300" distL="114300" distR="114300" wp14:anchorId="2B80981E" wp14:editId="7F588B90">
+          <wp:inline distT="114300" distB="114300" distL="114300" distR="114300" wp14:anchorId="0D2527E4" wp14:editId="65780F4C">
             <wp:extent cx="5943600" cy="3200400"/>
             <wp:effectExtent l="0" t="0" r="0" b="0"/>
             <wp:docPr id="6" name="image15.png"/>
@@ -2493,7 +1891,6 @@
         </w:rPr>
         <w:t xml:space="preserve"># Source: </w:t>
       </w:r>
-      <w:proofErr w:type="spellStart"/>
       <w:r>
         <w:rPr>
           <w:b/>
@@ -2503,7 +1900,6 @@
         </w:rPr>
         <w:t>ScreenShot</w:t>
       </w:r>
-      <w:proofErr w:type="spellEnd"/>
       <w:r>
         <w:rPr>
           <w:sz w:val="18"/>
@@ -2539,23 +1935,7 @@
           <w:sz w:val="18"/>
           <w:highlight w:val="lightGray"/>
         </w:rPr>
-        <w:t xml:space="preserve"> [Persons Table -&gt; ID Column: 1, </w:t>
-      </w:r>
-      <w:proofErr w:type="spellStart"/>
-      <w:r>
-        <w:rPr>
-          <w:sz w:val="18"/>
-          <w:highlight w:val="lightGray"/>
-        </w:rPr>
-        <w:t>Name_En</w:t>
-      </w:r>
-      <w:proofErr w:type="spellEnd"/>
-      <w:r>
-        <w:rPr>
-          <w:sz w:val="18"/>
-          <w:highlight w:val="lightGray"/>
-        </w:rPr>
-        <w:t xml:space="preserve"> Column: Motasem Essam] -&gt; </w:t>
+        <w:t xml:space="preserve"> [Persons Table -&gt; ID Column: 1, Name_En Column: Motasem Essam] -&gt; </w:t>
       </w:r>
       <w:r>
         <w:rPr>
@@ -2570,23 +1950,7 @@
           <w:sz w:val="18"/>
           <w:highlight w:val="lightGray"/>
         </w:rPr>
-        <w:t xml:space="preserve"> [Automation Table -&gt; ID Column: 16, </w:t>
-      </w:r>
-      <w:proofErr w:type="spellStart"/>
-      <w:r>
-        <w:rPr>
-          <w:sz w:val="18"/>
-          <w:highlight w:val="lightGray"/>
-        </w:rPr>
-        <w:t>Name_En</w:t>
-      </w:r>
-      <w:proofErr w:type="spellEnd"/>
-      <w:r>
-        <w:rPr>
-          <w:sz w:val="18"/>
-          <w:highlight w:val="lightGray"/>
-        </w:rPr>
-        <w:t xml:space="preserve"> Column: Screen Capture] -&gt; </w:t>
+        <w:t xml:space="preserve"> [Automation Table -&gt; ID Column: 16, Name_En Column: Screen Capture] -&gt; </w:t>
       </w:r>
       <w:r>
         <w:rPr>
@@ -2603,25 +1967,7 @@
           <w:sz w:val="18"/>
           <w:highlight w:val="lightGray"/>
         </w:rPr>
-        <w:t xml:space="preserve">[Operating System: Wampserver64 -&gt; </w:t>
-      </w:r>
-      <w:proofErr w:type="spellStart"/>
-      <w:r>
-        <w:rPr>
-          <w:color w:val="000000"/>
-          <w:sz w:val="18"/>
-          <w:highlight w:val="lightGray"/>
-        </w:rPr>
-        <w:t>phpmyadmin</w:t>
-      </w:r>
-      <w:proofErr w:type="spellEnd"/>
-      <w:r>
-        <w:rPr>
-          <w:color w:val="000000"/>
-          <w:sz w:val="18"/>
-          <w:highlight w:val="lightGray"/>
-        </w:rPr>
-        <w:t>]</w:t>
+        <w:t>[Operating System: Wampserver64 -&gt; phpmyadmin]</w:t>
       </w:r>
       <w:r>
         <w:rPr>
@@ -2652,7 +1998,7 @@
           <w:noProof/>
         </w:rPr>
         <w:drawing>
-          <wp:inline distT="114300" distB="114300" distL="114300" distR="114300" wp14:anchorId="02EF1D42" wp14:editId="2A422FE4">
+          <wp:inline distT="114300" distB="114300" distL="114300" distR="114300" wp14:anchorId="49EFBCA9" wp14:editId="0D25885F">
             <wp:extent cx="5943600" cy="3035300"/>
             <wp:effectExtent l="0" t="0" r="0" b="0"/>
             <wp:docPr id="10" name="image9.png"/>
@@ -2692,7 +2038,6 @@
       <w:r>
         <w:rPr>
           <w:rFonts w:ascii="Roboto Mono" w:eastAsia="Roboto Mono" w:hAnsi="Roboto Mono"/>
-          <w:sz w:val="24"/>
         </w:rPr>
         <w:t>SET AUTOCOMMIT = 0;</w:t>
       </w:r>
@@ -2702,9 +2047,7 @@
       <w:r>
         <w:rPr>
           <w:rFonts w:ascii="Roboto Mono" w:eastAsia="Roboto Mono" w:hAnsi="Roboto Mono"/>
-          <w:sz w:val="24"/>
-        </w:rPr>
-        <w:lastRenderedPageBreak/>
+        </w:rPr>
         <w:t>-- Insert a test record</w:t>
       </w:r>
     </w:p>
@@ -2712,41 +2055,8 @@
       <w:r>
         <w:rPr>
           <w:rFonts w:ascii="Roboto Mono" w:eastAsia="Roboto Mono" w:hAnsi="Roboto Mono"/>
-          <w:sz w:val="24"/>
-        </w:rPr>
-        <w:t>INSERT INTO Customers (</w:t>
-      </w:r>
-      <w:proofErr w:type="spellStart"/>
-      <w:r>
-        <w:rPr>
-          <w:rFonts w:ascii="Roboto Mono" w:eastAsia="Roboto Mono" w:hAnsi="Roboto Mono"/>
-          <w:sz w:val="24"/>
-        </w:rPr>
-        <w:t>CustomerID</w:t>
-      </w:r>
-      <w:proofErr w:type="spellEnd"/>
-      <w:r>
-        <w:rPr>
-          <w:rFonts w:ascii="Roboto Mono" w:eastAsia="Roboto Mono" w:hAnsi="Roboto Mono"/>
-          <w:sz w:val="24"/>
-        </w:rPr>
-        <w:t xml:space="preserve">, </w:t>
-      </w:r>
-      <w:proofErr w:type="spellStart"/>
-      <w:r>
-        <w:rPr>
-          <w:rFonts w:ascii="Roboto Mono" w:eastAsia="Roboto Mono" w:hAnsi="Roboto Mono"/>
-          <w:sz w:val="24"/>
-        </w:rPr>
-        <w:t>CustomerName</w:t>
-      </w:r>
-      <w:proofErr w:type="spellEnd"/>
-      <w:r>
-        <w:rPr>
-          <w:rFonts w:ascii="Roboto Mono" w:eastAsia="Roboto Mono" w:hAnsi="Roboto Mono"/>
-          <w:sz w:val="24"/>
-        </w:rPr>
-        <w:t>) VALUES (200, 'Test User');</w:t>
+        </w:rPr>
+        <w:t>INSERT INTO Customers (CustomerID, CustomerName) VALUES (200, 'Test User');</w:t>
       </w:r>
     </w:p>
     <w:p/>
@@ -2754,7 +2064,6 @@
       <w:r>
         <w:rPr>
           <w:rFonts w:ascii="Roboto Mono" w:eastAsia="Roboto Mono" w:hAnsi="Roboto Mono"/>
-          <w:sz w:val="24"/>
         </w:rPr>
         <w:t>-- Confirm with COMMIT</w:t>
       </w:r>
@@ -2763,7 +2072,6 @@
       <w:r>
         <w:rPr>
           <w:rFonts w:ascii="Roboto Mono" w:eastAsia="Roboto Mono" w:hAnsi="Roboto Mono"/>
-          <w:sz w:val="24"/>
         </w:rPr>
         <w:t>COMMIT;</w:t>
       </w:r>
@@ -2773,7 +2081,6 @@
       <w:r>
         <w:rPr>
           <w:rFonts w:ascii="Roboto Mono" w:eastAsia="Roboto Mono" w:hAnsi="Roboto Mono"/>
-          <w:sz w:val="24"/>
         </w:rPr>
         <w:t>-- Now this row is permanent</w:t>
       </w:r>
@@ -2782,25 +2089,8 @@
       <w:r>
         <w:rPr>
           <w:rFonts w:ascii="Roboto Mono" w:eastAsia="Roboto Mono" w:hAnsi="Roboto Mono"/>
-          <w:sz w:val="24"/>
-        </w:rPr>
-        <w:t xml:space="preserve">SELECT * FROM Customers WHERE </w:t>
-      </w:r>
-      <w:proofErr w:type="spellStart"/>
-      <w:r>
-        <w:rPr>
-          <w:rFonts w:ascii="Roboto Mono" w:eastAsia="Roboto Mono" w:hAnsi="Roboto Mono"/>
-          <w:sz w:val="24"/>
-        </w:rPr>
-        <w:t>CustomerID</w:t>
-      </w:r>
-      <w:proofErr w:type="spellEnd"/>
-      <w:r>
-        <w:rPr>
-          <w:rFonts w:ascii="Roboto Mono" w:eastAsia="Roboto Mono" w:hAnsi="Roboto Mono"/>
-          <w:sz w:val="24"/>
-        </w:rPr>
-        <w:t xml:space="preserve"> = 200;</w:t>
+        </w:rPr>
+        <w:t>SELECT * FROM Customers WHERE CustomerID = 200;</w:t>
       </w:r>
     </w:p>
     <w:p>
@@ -2809,7 +2099,7 @@
           <w:noProof/>
         </w:rPr>
         <w:drawing>
-          <wp:inline distT="114300" distB="114300" distL="114300" distR="114300" wp14:anchorId="4833F92C" wp14:editId="0CEAF86F">
+          <wp:inline distT="114300" distB="114300" distL="114300" distR="114300" wp14:anchorId="73ED6A58" wp14:editId="761596E5">
             <wp:extent cx="5943600" cy="3009900"/>
             <wp:effectExtent l="0" t="0" r="0" b="0"/>
             <wp:docPr id="14" name="image7.png"/>
@@ -2851,7 +2141,7 @@
           <w:noProof/>
         </w:rPr>
         <w:drawing>
-          <wp:inline distT="114300" distB="114300" distL="114300" distR="114300" wp14:anchorId="2D497FEF" wp14:editId="77BDC3D8">
+          <wp:inline distT="114300" distB="114300" distL="114300" distR="114300" wp14:anchorId="354AC2CF" wp14:editId="10203D2B">
             <wp:extent cx="5943600" cy="2362200"/>
             <wp:effectExtent l="0" t="0" r="0" b="0"/>
             <wp:docPr id="2" name="image14.png"/>
@@ -2888,11 +2178,12 @@
       </w:r>
     </w:p>
     <w:p/>
+    <w:p/>
     <w:sectPr>
       <w:pgSz w:w="12240" w:h="15840"/>
       <w:pgMar w:top="1440" w:right="1440" w:bottom="1440" w:left="1440" w:header="720" w:footer="720" w:gutter="0"/>
-      <w:pgNumType w:start="1"/>
       <w:cols w:space="720"/>
+      <w:docGrid w:linePitch="360"/>
     </w:sectPr>
   </w:body>
 </w:document>
@@ -3256,15 +2547,17 @@
   <w:docDefaults>
     <w:rPrDefault>
       <w:rPr>
-        <w:rFonts w:ascii="Arial" w:eastAsia="Arial" w:hAnsi="Arial" w:cs="Arial"/>
-        <w:sz w:val="22"/>
-        <w:szCs w:val="22"/>
-        <w:lang w:val="en" w:eastAsia="en-US" w:bidi="ar-SA"/>
+        <w:rFonts w:asciiTheme="minorHAnsi" w:eastAsiaTheme="minorHAnsi" w:hAnsiTheme="minorHAnsi" w:cstheme="minorBidi"/>
+        <w:kern w:val="2"/>
+        <w:sz w:val="24"/>
+        <w:szCs w:val="24"/>
+        <w:lang w:val="en-US" w:eastAsia="en-US" w:bidi="ar-SA"/>
+        <w14:ligatures w14:val="standardContextual"/>
       </w:rPr>
     </w:rPrDefault>
     <w:pPrDefault>
       <w:pPr>
-        <w:spacing w:line="276" w:lineRule="auto"/>
+        <w:spacing w:after="160" w:line="278" w:lineRule="auto"/>
       </w:pPr>
     </w:pPrDefault>
   </w:docDefaults>
@@ -3654,15 +2947,19 @@
     <w:name w:val="heading 1"/>
     <w:basedOn w:val="Normal"/>
     <w:next w:val="Normal"/>
+    <w:link w:val="Heading1Char"/>
     <w:uiPriority w:val="9"/>
     <w:qFormat/>
+    <w:rsid w:val="005132CC"/>
     <w:pPr>
       <w:keepNext/>
       <w:keepLines/>
-      <w:spacing w:before="400" w:after="120"/>
+      <w:spacing w:before="360" w:after="80"/>
       <w:outlineLvl w:val="0"/>
     </w:pPr>
     <w:rPr>
+      <w:rFonts w:asciiTheme="majorHAnsi" w:eastAsiaTheme="majorEastAsia" w:hAnsiTheme="majorHAnsi" w:cstheme="majorBidi"/>
+      <w:color w:val="2F5496" w:themeColor="accent1" w:themeShade="BF"/>
       <w:sz w:val="40"/>
       <w:szCs w:val="40"/>
     </w:rPr>
@@ -3671,16 +2968,20 @@
     <w:name w:val="heading 2"/>
     <w:basedOn w:val="Normal"/>
     <w:next w:val="Normal"/>
+    <w:link w:val="Heading2Char"/>
     <w:uiPriority w:val="9"/>
     <w:unhideWhenUsed/>
     <w:qFormat/>
+    <w:rsid w:val="005132CC"/>
     <w:pPr>
       <w:keepNext/>
       <w:keepLines/>
-      <w:spacing w:before="360" w:after="120"/>
+      <w:spacing w:before="160" w:after="80"/>
       <w:outlineLvl w:val="1"/>
     </w:pPr>
     <w:rPr>
+      <w:rFonts w:asciiTheme="majorHAnsi" w:eastAsiaTheme="majorEastAsia" w:hAnsiTheme="majorHAnsi" w:cstheme="majorBidi"/>
+      <w:color w:val="2F5496" w:themeColor="accent1" w:themeShade="BF"/>
       <w:sz w:val="32"/>
       <w:szCs w:val="32"/>
     </w:rPr>
@@ -3689,17 +2990,20 @@
     <w:name w:val="heading 3"/>
     <w:basedOn w:val="Normal"/>
     <w:next w:val="Normal"/>
+    <w:link w:val="Heading3Char"/>
     <w:uiPriority w:val="9"/>
     <w:unhideWhenUsed/>
     <w:qFormat/>
+    <w:rsid w:val="005132CC"/>
     <w:pPr>
       <w:keepNext/>
       <w:keepLines/>
-      <w:spacing w:before="320" w:after="80"/>
+      <w:spacing w:before="160" w:after="80"/>
       <w:outlineLvl w:val="2"/>
     </w:pPr>
     <w:rPr>
-      <w:color w:val="434343"/>
+      <w:rFonts w:eastAsiaTheme="majorEastAsia" w:cstheme="majorBidi"/>
+      <w:color w:val="2F5496" w:themeColor="accent1" w:themeShade="BF"/>
       <w:sz w:val="28"/>
       <w:szCs w:val="28"/>
     </w:rPr>
@@ -3708,58 +3012,132 @@
     <w:name w:val="heading 4"/>
     <w:basedOn w:val="Normal"/>
     <w:next w:val="Normal"/>
+    <w:link w:val="Heading4Char"/>
     <w:uiPriority w:val="9"/>
     <w:semiHidden/>
     <w:unhideWhenUsed/>
     <w:qFormat/>
+    <w:rsid w:val="005132CC"/>
     <w:pPr>
       <w:keepNext/>
       <w:keepLines/>
-      <w:spacing w:before="280" w:after="80"/>
+      <w:spacing w:before="80" w:after="40"/>
       <w:outlineLvl w:val="3"/>
     </w:pPr>
     <w:rPr>
-      <w:color w:val="666666"/>
-      <w:sz w:val="24"/>
-      <w:szCs w:val="24"/>
+      <w:rFonts w:eastAsiaTheme="majorEastAsia" w:cstheme="majorBidi"/>
+      <w:i/>
+      <w:iCs/>
+      <w:color w:val="2F5496" w:themeColor="accent1" w:themeShade="BF"/>
     </w:rPr>
   </w:style>
   <w:style w:type="paragraph" w:styleId="Heading5">
     <w:name w:val="heading 5"/>
     <w:basedOn w:val="Normal"/>
     <w:next w:val="Normal"/>
+    <w:link w:val="Heading5Char"/>
     <w:uiPriority w:val="9"/>
     <w:semiHidden/>
     <w:unhideWhenUsed/>
     <w:qFormat/>
+    <w:rsid w:val="005132CC"/>
     <w:pPr>
       <w:keepNext/>
       <w:keepLines/>
-      <w:spacing w:before="240" w:after="80"/>
+      <w:spacing w:before="80" w:after="40"/>
       <w:outlineLvl w:val="4"/>
     </w:pPr>
     <w:rPr>
-      <w:color w:val="666666"/>
+      <w:rFonts w:eastAsiaTheme="majorEastAsia" w:cstheme="majorBidi"/>
+      <w:color w:val="2F5496" w:themeColor="accent1" w:themeShade="BF"/>
     </w:rPr>
   </w:style>
   <w:style w:type="paragraph" w:styleId="Heading6">
     <w:name w:val="heading 6"/>
     <w:basedOn w:val="Normal"/>
     <w:next w:val="Normal"/>
+    <w:link w:val="Heading6Char"/>
     <w:uiPriority w:val="9"/>
     <w:semiHidden/>
     <w:unhideWhenUsed/>
     <w:qFormat/>
+    <w:rsid w:val="005132CC"/>
     <w:pPr>
       <w:keepNext/>
       <w:keepLines/>
-      <w:spacing w:before="240" w:after="80"/>
+      <w:spacing w:before="40" w:after="0"/>
       <w:outlineLvl w:val="5"/>
     </w:pPr>
     <w:rPr>
+      <w:rFonts w:eastAsiaTheme="majorEastAsia" w:cstheme="majorBidi"/>
       <w:i/>
       <w:iCs/>
-      <w:color w:val="666666"/>
+      <w:color w:val="595959" w:themeColor="text1" w:themeTint="A6"/>
+    </w:rPr>
+  </w:style>
+  <w:style w:type="paragraph" w:styleId="Heading7">
+    <w:name w:val="heading 7"/>
+    <w:basedOn w:val="Normal"/>
+    <w:next w:val="Normal"/>
+    <w:link w:val="Heading7Char"/>
+    <w:uiPriority w:val="9"/>
+    <w:semiHidden/>
+    <w:unhideWhenUsed/>
+    <w:qFormat/>
+    <w:rsid w:val="005132CC"/>
+    <w:pPr>
+      <w:keepNext/>
+      <w:keepLines/>
+      <w:spacing w:before="40" w:after="0"/>
+      <w:outlineLvl w:val="6"/>
+    </w:pPr>
+    <w:rPr>
+      <w:rFonts w:eastAsiaTheme="majorEastAsia" w:cstheme="majorBidi"/>
+      <w:color w:val="595959" w:themeColor="text1" w:themeTint="A6"/>
+    </w:rPr>
+  </w:style>
+  <w:style w:type="paragraph" w:styleId="Heading8">
+    <w:name w:val="heading 8"/>
+    <w:basedOn w:val="Normal"/>
+    <w:next w:val="Normal"/>
+    <w:link w:val="Heading8Char"/>
+    <w:uiPriority w:val="9"/>
+    <w:semiHidden/>
+    <w:unhideWhenUsed/>
+    <w:qFormat/>
+    <w:rsid w:val="005132CC"/>
+    <w:pPr>
+      <w:keepNext/>
+      <w:keepLines/>
+      <w:spacing w:after="0"/>
+      <w:outlineLvl w:val="7"/>
+    </w:pPr>
+    <w:rPr>
+      <w:rFonts w:eastAsiaTheme="majorEastAsia" w:cstheme="majorBidi"/>
+      <w:i/>
+      <w:iCs/>
+      <w:color w:val="272727" w:themeColor="text1" w:themeTint="D8"/>
+    </w:rPr>
+  </w:style>
+  <w:style w:type="paragraph" w:styleId="Heading9">
+    <w:name w:val="heading 9"/>
+    <w:basedOn w:val="Normal"/>
+    <w:next w:val="Normal"/>
+    <w:link w:val="Heading9Char"/>
+    <w:uiPriority w:val="9"/>
+    <w:semiHidden/>
+    <w:unhideWhenUsed/>
+    <w:qFormat/>
+    <w:rsid w:val="005132CC"/>
+    <w:pPr>
+      <w:keepNext/>
+      <w:keepLines/>
+      <w:spacing w:after="0"/>
+      <w:outlineLvl w:val="8"/>
+    </w:pPr>
+    <w:rPr>
+      <w:rFonts w:eastAsiaTheme="majorEastAsia" w:cstheme="majorBidi"/>
+      <w:color w:val="272727" w:themeColor="text1" w:themeTint="D8"/>
     </w:rPr>
   </w:style>
   <w:style w:type="character" w:default="1" w:styleId="DefaultParagraphFont">
@@ -3789,48 +3167,294 @@
     <w:semiHidden/>
     <w:unhideWhenUsed/>
   </w:style>
-  <w:style w:type="table" w:customStyle="1" w:styleId="TableNormal0">
-    <w:name w:val="TableNormal"/>
-    <w:tblPr>
-      <w:tblCellMar>
-        <w:top w:w="100" w:type="dxa"/>
-        <w:left w:w="100" w:type="dxa"/>
-        <w:bottom w:w="100" w:type="dxa"/>
-        <w:right w:w="100" w:type="dxa"/>
-      </w:tblCellMar>
-    </w:tblPr>
+  <w:style w:type="character" w:customStyle="1" w:styleId="Heading1Char">
+    <w:name w:val="Heading 1 Char"/>
+    <w:basedOn w:val="DefaultParagraphFont"/>
+    <w:link w:val="Heading1"/>
+    <w:uiPriority w:val="9"/>
+    <w:rsid w:val="005132CC"/>
+    <w:rPr>
+      <w:rFonts w:asciiTheme="majorHAnsi" w:eastAsiaTheme="majorEastAsia" w:hAnsiTheme="majorHAnsi" w:cstheme="majorBidi"/>
+      <w:color w:val="2F5496" w:themeColor="accent1" w:themeShade="BF"/>
+      <w:sz w:val="40"/>
+      <w:szCs w:val="40"/>
+    </w:rPr>
+  </w:style>
+  <w:style w:type="character" w:customStyle="1" w:styleId="Heading2Char">
+    <w:name w:val="Heading 2 Char"/>
+    <w:basedOn w:val="DefaultParagraphFont"/>
+    <w:link w:val="Heading2"/>
+    <w:uiPriority w:val="9"/>
+    <w:semiHidden/>
+    <w:rsid w:val="005132CC"/>
+    <w:rPr>
+      <w:rFonts w:asciiTheme="majorHAnsi" w:eastAsiaTheme="majorEastAsia" w:hAnsiTheme="majorHAnsi" w:cstheme="majorBidi"/>
+      <w:color w:val="2F5496" w:themeColor="accent1" w:themeShade="BF"/>
+      <w:sz w:val="32"/>
+      <w:szCs w:val="32"/>
+    </w:rPr>
+  </w:style>
+  <w:style w:type="character" w:customStyle="1" w:styleId="Heading3Char">
+    <w:name w:val="Heading 3 Char"/>
+    <w:basedOn w:val="DefaultParagraphFont"/>
+    <w:link w:val="Heading3"/>
+    <w:uiPriority w:val="9"/>
+    <w:semiHidden/>
+    <w:rsid w:val="005132CC"/>
+    <w:rPr>
+      <w:rFonts w:eastAsiaTheme="majorEastAsia" w:cstheme="majorBidi"/>
+      <w:color w:val="2F5496" w:themeColor="accent1" w:themeShade="BF"/>
+      <w:sz w:val="28"/>
+      <w:szCs w:val="28"/>
+    </w:rPr>
+  </w:style>
+  <w:style w:type="character" w:customStyle="1" w:styleId="Heading4Char">
+    <w:name w:val="Heading 4 Char"/>
+    <w:basedOn w:val="DefaultParagraphFont"/>
+    <w:link w:val="Heading4"/>
+    <w:uiPriority w:val="9"/>
+    <w:semiHidden/>
+    <w:rsid w:val="005132CC"/>
+    <w:rPr>
+      <w:rFonts w:eastAsiaTheme="majorEastAsia" w:cstheme="majorBidi"/>
+      <w:i/>
+      <w:iCs/>
+      <w:color w:val="2F5496" w:themeColor="accent1" w:themeShade="BF"/>
+    </w:rPr>
+  </w:style>
+  <w:style w:type="character" w:customStyle="1" w:styleId="Heading5Char">
+    <w:name w:val="Heading 5 Char"/>
+    <w:basedOn w:val="DefaultParagraphFont"/>
+    <w:link w:val="Heading5"/>
+    <w:uiPriority w:val="9"/>
+    <w:semiHidden/>
+    <w:rsid w:val="005132CC"/>
+    <w:rPr>
+      <w:rFonts w:eastAsiaTheme="majorEastAsia" w:cstheme="majorBidi"/>
+      <w:color w:val="2F5496" w:themeColor="accent1" w:themeShade="BF"/>
+    </w:rPr>
+  </w:style>
+  <w:style w:type="character" w:customStyle="1" w:styleId="Heading6Char">
+    <w:name w:val="Heading 6 Char"/>
+    <w:basedOn w:val="DefaultParagraphFont"/>
+    <w:link w:val="Heading6"/>
+    <w:uiPriority w:val="9"/>
+    <w:semiHidden/>
+    <w:rsid w:val="005132CC"/>
+    <w:rPr>
+      <w:rFonts w:eastAsiaTheme="majorEastAsia" w:cstheme="majorBidi"/>
+      <w:i/>
+      <w:iCs/>
+      <w:color w:val="595959" w:themeColor="text1" w:themeTint="A6"/>
+    </w:rPr>
+  </w:style>
+  <w:style w:type="character" w:customStyle="1" w:styleId="Heading7Char">
+    <w:name w:val="Heading 7 Char"/>
+    <w:basedOn w:val="DefaultParagraphFont"/>
+    <w:link w:val="Heading7"/>
+    <w:uiPriority w:val="9"/>
+    <w:semiHidden/>
+    <w:rsid w:val="005132CC"/>
+    <w:rPr>
+      <w:rFonts w:eastAsiaTheme="majorEastAsia" w:cstheme="majorBidi"/>
+      <w:color w:val="595959" w:themeColor="text1" w:themeTint="A6"/>
+    </w:rPr>
+  </w:style>
+  <w:style w:type="character" w:customStyle="1" w:styleId="Heading8Char">
+    <w:name w:val="Heading 8 Char"/>
+    <w:basedOn w:val="DefaultParagraphFont"/>
+    <w:link w:val="Heading8"/>
+    <w:uiPriority w:val="9"/>
+    <w:semiHidden/>
+    <w:rsid w:val="005132CC"/>
+    <w:rPr>
+      <w:rFonts w:eastAsiaTheme="majorEastAsia" w:cstheme="majorBidi"/>
+      <w:i/>
+      <w:iCs/>
+      <w:color w:val="272727" w:themeColor="text1" w:themeTint="D8"/>
+    </w:rPr>
+  </w:style>
+  <w:style w:type="character" w:customStyle="1" w:styleId="Heading9Char">
+    <w:name w:val="Heading 9 Char"/>
+    <w:basedOn w:val="DefaultParagraphFont"/>
+    <w:link w:val="Heading9"/>
+    <w:uiPriority w:val="9"/>
+    <w:semiHidden/>
+    <w:rsid w:val="005132CC"/>
+    <w:rPr>
+      <w:rFonts w:eastAsiaTheme="majorEastAsia" w:cstheme="majorBidi"/>
+      <w:color w:val="272727" w:themeColor="text1" w:themeTint="D8"/>
+    </w:rPr>
   </w:style>
   <w:style w:type="paragraph" w:styleId="Title">
     <w:name w:val="Title"/>
     <w:basedOn w:val="Normal"/>
     <w:next w:val="Normal"/>
+    <w:link w:val="TitleChar"/>
     <w:uiPriority w:val="10"/>
     <w:qFormat/>
+    <w:rsid w:val="005132CC"/>
     <w:pPr>
-      <w:keepNext/>
-      <w:keepLines/>
-      <w:spacing w:after="60"/>
+      <w:spacing w:after="80" w:line="240" w:lineRule="auto"/>
+      <w:contextualSpacing/>
     </w:pPr>
     <w:rPr>
-      <w:sz w:val="52"/>
-      <w:szCs w:val="52"/>
+      <w:rFonts w:asciiTheme="majorHAnsi" w:eastAsiaTheme="majorEastAsia" w:hAnsiTheme="majorHAnsi" w:cstheme="majorBidi"/>
+      <w:spacing w:val="-10"/>
+      <w:kern w:val="28"/>
+      <w:sz w:val="56"/>
+      <w:szCs w:val="56"/>
+    </w:rPr>
+  </w:style>
+  <w:style w:type="character" w:customStyle="1" w:styleId="TitleChar">
+    <w:name w:val="Title Char"/>
+    <w:basedOn w:val="DefaultParagraphFont"/>
+    <w:link w:val="Title"/>
+    <w:uiPriority w:val="10"/>
+    <w:rsid w:val="005132CC"/>
+    <w:rPr>
+      <w:rFonts w:asciiTheme="majorHAnsi" w:eastAsiaTheme="majorEastAsia" w:hAnsiTheme="majorHAnsi" w:cstheme="majorBidi"/>
+      <w:spacing w:val="-10"/>
+      <w:kern w:val="28"/>
+      <w:sz w:val="56"/>
+      <w:szCs w:val="56"/>
     </w:rPr>
   </w:style>
   <w:style w:type="paragraph" w:styleId="Subtitle">
     <w:name w:val="Subtitle"/>
     <w:basedOn w:val="Normal"/>
     <w:next w:val="Normal"/>
+    <w:link w:val="SubtitleChar"/>
     <w:uiPriority w:val="11"/>
     <w:qFormat/>
+    <w:rsid w:val="005132CC"/>
     <w:pPr>
-      <w:keepNext/>
-      <w:keepLines/>
-      <w:spacing w:after="320"/>
+      <w:numPr>
+        <w:ilvl w:val="1"/>
+      </w:numPr>
     </w:pPr>
     <w:rPr>
-      <w:color w:val="666666"/>
-      <w:sz w:val="30"/>
-      <w:szCs w:val="30"/>
+      <w:rFonts w:eastAsiaTheme="majorEastAsia" w:cstheme="majorBidi"/>
+      <w:color w:val="595959" w:themeColor="text1" w:themeTint="A6"/>
+      <w:spacing w:val="15"/>
+      <w:sz w:val="28"/>
+      <w:szCs w:val="28"/>
+    </w:rPr>
+  </w:style>
+  <w:style w:type="character" w:customStyle="1" w:styleId="SubtitleChar">
+    <w:name w:val="Subtitle Char"/>
+    <w:basedOn w:val="DefaultParagraphFont"/>
+    <w:link w:val="Subtitle"/>
+    <w:uiPriority w:val="11"/>
+    <w:rsid w:val="005132CC"/>
+    <w:rPr>
+      <w:rFonts w:eastAsiaTheme="majorEastAsia" w:cstheme="majorBidi"/>
+      <w:color w:val="595959" w:themeColor="text1" w:themeTint="A6"/>
+      <w:spacing w:val="15"/>
+      <w:sz w:val="28"/>
+      <w:szCs w:val="28"/>
+    </w:rPr>
+  </w:style>
+  <w:style w:type="paragraph" w:styleId="Quote">
+    <w:name w:val="Quote"/>
+    <w:basedOn w:val="Normal"/>
+    <w:next w:val="Normal"/>
+    <w:link w:val="QuoteChar"/>
+    <w:uiPriority w:val="29"/>
+    <w:qFormat/>
+    <w:rsid w:val="005132CC"/>
+    <w:pPr>
+      <w:spacing w:before="160"/>
+      <w:jc w:val="center"/>
+    </w:pPr>
+    <w:rPr>
+      <w:i/>
+      <w:iCs/>
+      <w:color w:val="404040" w:themeColor="text1" w:themeTint="BF"/>
+    </w:rPr>
+  </w:style>
+  <w:style w:type="character" w:customStyle="1" w:styleId="QuoteChar">
+    <w:name w:val="Quote Char"/>
+    <w:basedOn w:val="DefaultParagraphFont"/>
+    <w:link w:val="Quote"/>
+    <w:uiPriority w:val="29"/>
+    <w:rsid w:val="005132CC"/>
+    <w:rPr>
+      <w:i/>
+      <w:iCs/>
+      <w:color w:val="404040" w:themeColor="text1" w:themeTint="BF"/>
+    </w:rPr>
+  </w:style>
+  <w:style w:type="paragraph" w:styleId="ListParagraph">
+    <w:name w:val="List Paragraph"/>
+    <w:basedOn w:val="Normal"/>
+    <w:uiPriority w:val="34"/>
+    <w:qFormat/>
+    <w:rsid w:val="005132CC"/>
+    <w:pPr>
+      <w:ind w:left="720"/>
+      <w:contextualSpacing/>
+    </w:pPr>
+  </w:style>
+  <w:style w:type="character" w:styleId="IntenseEmphasis">
+    <w:name w:val="Intense Emphasis"/>
+    <w:basedOn w:val="DefaultParagraphFont"/>
+    <w:uiPriority w:val="21"/>
+    <w:qFormat/>
+    <w:rsid w:val="005132CC"/>
+    <w:rPr>
+      <w:i/>
+      <w:iCs/>
+      <w:color w:val="2F5496" w:themeColor="accent1" w:themeShade="BF"/>
+    </w:rPr>
+  </w:style>
+  <w:style w:type="paragraph" w:styleId="IntenseQuote">
+    <w:name w:val="Intense Quote"/>
+    <w:basedOn w:val="Normal"/>
+    <w:next w:val="Normal"/>
+    <w:link w:val="IntenseQuoteChar"/>
+    <w:uiPriority w:val="30"/>
+    <w:qFormat/>
+    <w:rsid w:val="005132CC"/>
+    <w:pPr>
+      <w:pBdr>
+        <w:top w:val="single" w:sz="4" w:space="10" w:color="2F5496" w:themeColor="accent1" w:themeShade="BF"/>
+        <w:bottom w:val="single" w:sz="4" w:space="10" w:color="2F5496" w:themeColor="accent1" w:themeShade="BF"/>
+      </w:pBdr>
+      <w:spacing w:before="360" w:after="360"/>
+      <w:ind w:left="864" w:right="864"/>
+      <w:jc w:val="center"/>
+    </w:pPr>
+    <w:rPr>
+      <w:i/>
+      <w:iCs/>
+      <w:color w:val="2F5496" w:themeColor="accent1" w:themeShade="BF"/>
+    </w:rPr>
+  </w:style>
+  <w:style w:type="character" w:customStyle="1" w:styleId="IntenseQuoteChar">
+    <w:name w:val="Intense Quote Char"/>
+    <w:basedOn w:val="DefaultParagraphFont"/>
+    <w:link w:val="IntenseQuote"/>
+    <w:uiPriority w:val="30"/>
+    <w:rsid w:val="005132CC"/>
+    <w:rPr>
+      <w:i/>
+      <w:iCs/>
+      <w:color w:val="2F5496" w:themeColor="accent1" w:themeShade="BF"/>
+    </w:rPr>
+  </w:style>
+  <w:style w:type="character" w:styleId="IntenseReference">
+    <w:name w:val="Intense Reference"/>
+    <w:basedOn w:val="DefaultParagraphFont"/>
+    <w:uiPriority w:val="32"/>
+    <w:qFormat/>
+    <w:rsid w:val="005132CC"/>
+    <w:rPr>
+      <w:b/>
+      <w:bCs/>
+      <w:smallCaps/>
+      <w:color w:val="2F5496" w:themeColor="accent1" w:themeShade="BF"/>
+      <w:spacing w:val="5"/>
     </w:rPr>
   </w:style>
 </w:styles>
@@ -3847,44 +3471,44 @@
         <a:sysClr val="window" lastClr="FFFFFF"/>
       </a:lt1>
       <a:dk2>
-        <a:srgbClr val="1F497D"/>
+        <a:srgbClr val="44546A"/>
       </a:dk2>
       <a:lt2>
-        <a:srgbClr val="EEECE1"/>
+        <a:srgbClr val="E7E6E6"/>
       </a:lt2>
       <a:accent1>
-        <a:srgbClr val="4F81BD"/>
+        <a:srgbClr val="4472C4"/>
       </a:accent1>
       <a:accent2>
-        <a:srgbClr val="C0504D"/>
+        <a:srgbClr val="ED7D31"/>
       </a:accent2>
       <a:accent3>
-        <a:srgbClr val="9BBB59"/>
+        <a:srgbClr val="A5A5A5"/>
       </a:accent3>
       <a:accent4>
-        <a:srgbClr val="8064A2"/>
+        <a:srgbClr val="FFC000"/>
       </a:accent4>
       <a:accent5>
-        <a:srgbClr val="4BACC6"/>
+        <a:srgbClr val="5B9BD5"/>
       </a:accent5>
       <a:accent6>
-        <a:srgbClr val="F79646"/>
+        <a:srgbClr val="70AD47"/>
       </a:accent6>
       <a:hlink>
-        <a:srgbClr val="0000FF"/>
+        <a:srgbClr val="0563C1"/>
       </a:hlink>
       <a:folHlink>
-        <a:srgbClr val="800080"/>
+        <a:srgbClr val="954F72"/>
       </a:folHlink>
     </a:clrScheme>
     <a:fontScheme name="Office">
       <a:majorFont>
-        <a:latin typeface="Calibri"/>
+        <a:latin typeface="Calibri Light" panose="020F0302020204030204"/>
         <a:ea typeface=""/>
         <a:cs typeface=""/>
-        <a:font script="Jpan" typeface="ＭＳ ゴシック"/>
+        <a:font script="Jpan" typeface="游ゴシック Light"/>
         <a:font script="Hang" typeface="맑은 고딕"/>
-        <a:font script="Hans" typeface="宋体"/>
+        <a:font script="Hans" typeface="等线 Light"/>
         <a:font script="Hant" typeface="新細明體"/>
         <a:font script="Arab" typeface="Times New Roman"/>
         <a:font script="Hebr" typeface="Times New Roman"/>
@@ -3912,14 +3536,31 @@
         <a:font script="Viet" typeface="Times New Roman"/>
         <a:font script="Uigh" typeface="Microsoft Uighur"/>
         <a:font script="Geor" typeface="Sylfaen"/>
+        <a:font script="Armn" typeface="Arial"/>
+        <a:font script="Bugi" typeface="Leelawadee UI"/>
+        <a:font script="Bopo" typeface="Microsoft JhengHei"/>
+        <a:font script="Java" typeface="Javanese Text"/>
+        <a:font script="Lisu" typeface="Segoe UI"/>
+        <a:font script="Mymr" typeface="Myanmar Text"/>
+        <a:font script="Nkoo" typeface="Ebrima"/>
+        <a:font script="Olck" typeface="Nirmala UI"/>
+        <a:font script="Osma" typeface="Ebrima"/>
+        <a:font script="Phag" typeface="Phagspa"/>
+        <a:font script="Syrn" typeface="Estrangelo Edessa"/>
+        <a:font script="Syrj" typeface="Estrangelo Edessa"/>
+        <a:font script="Syre" typeface="Estrangelo Edessa"/>
+        <a:font script="Sora" typeface="Nirmala UI"/>
+        <a:font script="Tale" typeface="Microsoft Tai Le"/>
+        <a:font script="Talu" typeface="Microsoft New Tai Lue"/>
+        <a:font script="Tfng" typeface="Ebrima"/>
       </a:majorFont>
       <a:minorFont>
-        <a:latin typeface="Cambria"/>
+        <a:latin typeface="Calibri" panose="020F0502020204030204"/>
         <a:ea typeface=""/>
         <a:cs typeface=""/>
-        <a:font script="Jpan" typeface="ＭＳ 明朝"/>
+        <a:font script="Jpan" typeface="游ゴシック"/>
         <a:font script="Hang" typeface="맑은 고딕"/>
-        <a:font script="Hans" typeface="宋体"/>
+        <a:font script="Hans" typeface="等线"/>
         <a:font script="Hant" typeface="新細明體"/>
         <a:font script="Arab" typeface="Arial"/>
         <a:font script="Hebr" typeface="Arial"/>
@@ -3947,6 +3588,23 @@
         <a:font script="Viet" typeface="Arial"/>
         <a:font script="Uigh" typeface="Microsoft Uighur"/>
         <a:font script="Geor" typeface="Sylfaen"/>
+        <a:font script="Armn" typeface="Arial"/>
+        <a:font script="Bugi" typeface="Leelawadee UI"/>
+        <a:font script="Bopo" typeface="Microsoft JhengHei"/>
+        <a:font script="Java" typeface="Javanese Text"/>
+        <a:font script="Lisu" typeface="Segoe UI"/>
+        <a:font script="Mymr" typeface="Myanmar Text"/>
+        <a:font script="Nkoo" typeface="Ebrima"/>
+        <a:font script="Olck" typeface="Nirmala UI"/>
+        <a:font script="Osma" typeface="Ebrima"/>
+        <a:font script="Phag" typeface="Phagspa"/>
+        <a:font script="Syrn" typeface="Estrangelo Edessa"/>
+        <a:font script="Syrj" typeface="Estrangelo Edessa"/>
+        <a:font script="Syre" typeface="Estrangelo Edessa"/>
+        <a:font script="Sora" typeface="Nirmala UI"/>
+        <a:font script="Tale" typeface="Microsoft Tai Le"/>
+        <a:font script="Talu" typeface="Microsoft New Tai Lue"/>
+        <a:font script="Tfng" typeface="Ebrima"/>
       </a:minorFont>
     </a:fontScheme>
     <a:fmtScheme name="Office">
@@ -3958,200 +3616,141 @@
           <a:gsLst>
             <a:gs pos="0">
               <a:schemeClr val="phClr">
-                <a:tint val="50000"/>
-                <a:satMod val="300000"/>
+                <a:lumMod val="110000"/>
+                <a:satMod val="105000"/>
+                <a:tint val="67000"/>
               </a:schemeClr>
             </a:gs>
-            <a:gs pos="35000">
+            <a:gs pos="50000">
               <a:schemeClr val="phClr">
-                <a:tint val="37000"/>
-                <a:satMod val="300000"/>
+                <a:lumMod val="105000"/>
+                <a:satMod val="103000"/>
+                <a:tint val="73000"/>
               </a:schemeClr>
             </a:gs>
             <a:gs pos="100000">
               <a:schemeClr val="phClr">
-                <a:tint val="15000"/>
-                <a:satMod val="350000"/>
+                <a:lumMod val="105000"/>
+                <a:satMod val="109000"/>
+                <a:tint val="81000"/>
               </a:schemeClr>
             </a:gs>
           </a:gsLst>
-          <a:lin ang="16200000" scaled="1"/>
+          <a:lin ang="5400000" scaled="0"/>
         </a:gradFill>
         <a:gradFill rotWithShape="1">
           <a:gsLst>
             <a:gs pos="0">
               <a:schemeClr val="phClr">
-                <a:tint val="100000"/>
+                <a:satMod val="103000"/>
+                <a:lumMod val="102000"/>
+                <a:tint val="94000"/>
+              </a:schemeClr>
+            </a:gs>
+            <a:gs pos="50000">
+              <a:schemeClr val="phClr">
+                <a:satMod val="110000"/>
+                <a:lumMod val="100000"/>
                 <a:shade val="100000"/>
-                <a:satMod val="130000"/>
               </a:schemeClr>
             </a:gs>
             <a:gs pos="100000">
               <a:schemeClr val="phClr">
-                <a:tint val="50000"/>
-                <a:shade val="100000"/>
-                <a:satMod val="350000"/>
+                <a:lumMod val="99000"/>
+                <a:satMod val="120000"/>
+                <a:shade val="78000"/>
               </a:schemeClr>
             </a:gs>
           </a:gsLst>
-          <a:lin ang="16200000" scaled="0"/>
+          <a:lin ang="5400000" scaled="0"/>
         </a:gradFill>
       </a:fillStyleLst>
       <a:lnStyleLst>
-        <a:ln w="9525" cap="flat" cmpd="sng" algn="ctr">
-          <a:solidFill>
-            <a:schemeClr val="phClr">
-              <a:shade val="95000"/>
-              <a:satMod val="105000"/>
-            </a:schemeClr>
-          </a:solidFill>
-          <a:prstDash val="solid"/>
-        </a:ln>
-        <a:ln w="25400" cap="flat" cmpd="sng" algn="ctr">
+        <a:ln w="6350" cap="flat" cmpd="sng" algn="ctr">
           <a:solidFill>
             <a:schemeClr val="phClr"/>
           </a:solidFill>
           <a:prstDash val="solid"/>
+          <a:miter lim="800000"/>
         </a:ln>
-        <a:ln w="38100" cap="flat" cmpd="sng" algn="ctr">
+        <a:ln w="12700" cap="flat" cmpd="sng" algn="ctr">
           <a:solidFill>
             <a:schemeClr val="phClr"/>
           </a:solidFill>
           <a:prstDash val="solid"/>
+          <a:miter lim="800000"/>
+        </a:ln>
+        <a:ln w="19050" cap="flat" cmpd="sng" algn="ctr">
+          <a:solidFill>
+            <a:schemeClr val="phClr"/>
+          </a:solidFill>
+          <a:prstDash val="solid"/>
+          <a:miter lim="800000"/>
         </a:ln>
       </a:lnStyleLst>
       <a:effectStyleLst>
         <a:effectStyle>
+          <a:effectLst/>
+        </a:effectStyle>
+        <a:effectStyle>
+          <a:effectLst/>
+        </a:effectStyle>
+        <a:effectStyle>
           <a:effectLst>
-            <a:outerShdw blurRad="40000" dist="20000" dir="5400000" rotWithShape="0">
+            <a:outerShdw blurRad="57150" dist="19050" dir="5400000" algn="ctr" rotWithShape="0">
               <a:srgbClr val="000000">
-                <a:alpha val="38000"/>
+                <a:alpha val="63000"/>
               </a:srgbClr>
             </a:outerShdw>
           </a:effectLst>
-        </a:effectStyle>
-        <a:effectStyle>
-          <a:effectLst>
-            <a:outerShdw blurRad="40000" dist="23000" dir="5400000" rotWithShape="0">
-              <a:srgbClr val="000000">
-                <a:alpha val="35000"/>
-              </a:srgbClr>
-            </a:outerShdw>
-          </a:effectLst>
-        </a:effectStyle>
-        <a:effectStyle>
-          <a:effectLst>
-            <a:outerShdw blurRad="40000" dist="23000" dir="5400000" rotWithShape="0">
-              <a:srgbClr val="000000">
-                <a:alpha val="35000"/>
-              </a:srgbClr>
-            </a:outerShdw>
-          </a:effectLst>
-          <a:scene3d>
-            <a:camera prst="orthographicFront">
-              <a:rot lat="0" lon="0" rev="0"/>
-            </a:camera>
-            <a:lightRig rig="threePt" dir="t">
-              <a:rot lat="0" lon="0" rev="1200000"/>
-            </a:lightRig>
-          </a:scene3d>
-          <a:sp3d>
-            <a:bevelT w="63500" h="25400"/>
-          </a:sp3d>
         </a:effectStyle>
       </a:effectStyleLst>
       <a:bgFillStyleLst>
         <a:solidFill>
           <a:schemeClr val="phClr"/>
         </a:solidFill>
+        <a:solidFill>
+          <a:schemeClr val="phClr">
+            <a:tint val="95000"/>
+            <a:satMod val="170000"/>
+          </a:schemeClr>
+        </a:solidFill>
         <a:gradFill rotWithShape="1">
           <a:gsLst>
             <a:gs pos="0">
               <a:schemeClr val="phClr">
-                <a:tint val="40000"/>
-                <a:satMod val="350000"/>
+                <a:tint val="93000"/>
+                <a:satMod val="150000"/>
+                <a:shade val="98000"/>
+                <a:lumMod val="102000"/>
               </a:schemeClr>
             </a:gs>
-            <a:gs pos="40000">
+            <a:gs pos="50000">
               <a:schemeClr val="phClr">
-                <a:tint val="45000"/>
-                <a:shade val="99000"/>
-                <a:satMod val="350000"/>
+                <a:tint val="98000"/>
+                <a:satMod val="130000"/>
+                <a:shade val="90000"/>
+                <a:lumMod val="103000"/>
               </a:schemeClr>
             </a:gs>
             <a:gs pos="100000">
               <a:schemeClr val="phClr">
-                <a:shade val="20000"/>
-                <a:satMod val="255000"/>
+                <a:shade val="63000"/>
+                <a:satMod val="120000"/>
               </a:schemeClr>
             </a:gs>
           </a:gsLst>
-          <a:path path="circle">
-            <a:fillToRect l="50000" t="-80000" r="50000" b="180000"/>
-          </a:path>
-        </a:gradFill>
-        <a:gradFill rotWithShape="1">
-          <a:gsLst>
-            <a:gs pos="0">
-              <a:schemeClr val="phClr">
-                <a:tint val="80000"/>
-                <a:satMod val="300000"/>
-              </a:schemeClr>
-            </a:gs>
-            <a:gs pos="100000">
-              <a:schemeClr val="phClr">
-                <a:shade val="30000"/>
-                <a:satMod val="200000"/>
-              </a:schemeClr>
-            </a:gs>
-          </a:gsLst>
-          <a:path path="circle">
-            <a:fillToRect l="50000" t="50000" r="50000" b="50000"/>
-          </a:path>
+          <a:lin ang="5400000" scaled="0"/>
         </a:gradFill>
       </a:bgFillStyleLst>
     </a:fmtScheme>
   </a:themeElements>
-  <a:objectDefaults>
-    <a:spDef>
-      <a:spPr/>
-      <a:bodyPr/>
-      <a:lstStyle/>
-      <a:style>
-        <a:lnRef idx="1">
-          <a:schemeClr val="accent1"/>
-        </a:lnRef>
-        <a:fillRef idx="3">
-          <a:schemeClr val="accent1"/>
-        </a:fillRef>
-        <a:effectRef idx="2">
-          <a:schemeClr val="accent1"/>
-        </a:effectRef>
-        <a:fontRef idx="minor">
-          <a:schemeClr val="lt1"/>
-        </a:fontRef>
-      </a:style>
-    </a:spDef>
-    <a:lnDef>
-      <a:spPr/>
-      <a:bodyPr/>
-      <a:lstStyle/>
-      <a:style>
-        <a:lnRef idx="2">
-          <a:schemeClr val="accent1"/>
-        </a:lnRef>
-        <a:fillRef idx="0">
-          <a:schemeClr val="accent1"/>
-        </a:fillRef>
-        <a:effectRef idx="1">
-          <a:schemeClr val="accent1"/>
-        </a:effectRef>
-        <a:fontRef idx="minor">
-          <a:schemeClr val="tx1"/>
-        </a:fontRef>
-      </a:style>
-    </a:lnDef>
-  </a:objectDefaults>
+  <a:objectDefaults/>
   <a:extraClrSchemeLst/>
+  <a:extLst>
+    <a:ext uri="{05A4C25C-085E-4340-85A3-A5531E510DB2}">
+      <thm15:themeFamily xmlns:thm15="http://schemas.microsoft.com/office/thememl/2012/main" name="Office Theme" id="{62F939B6-93AF-4DB8-9C6B-D6C7DFDC589F}" vid="{4A3C46E8-61CC-4603-A589-7422A47A8E4A}"/>
+    </a:ext>
+  </a:extLst>
 </a:theme>
 </file>